--- a/Laptops/12- RTC Crystal.docx
+++ b/Laptops/12- RTC Crystal.docx
@@ -1,6 +1,6 @@
 
 <file path=word/document.xml><?xml version="1.0" encoding="utf-8"?>
-<w:document xmlns:wpc="http://schemas.microsoft.com/office/word/2010/wordprocessingCanvas" xmlns:cx="http://schemas.microsoft.com/office/drawing/2014/chartex" xmlns:cx1="http://schemas.microsoft.com/office/drawing/2015/9/8/chartex" xmlns:cx2="http://schemas.microsoft.com/office/drawing/2015/10/21/chartex" xmlns:cx3="http://schemas.microsoft.com/office/drawing/2016/5/9/chartex" xmlns:cx4="http://schemas.microsoft.com/office/drawing/2016/5/10/chartex" xmlns:cx5="http://schemas.microsoft.com/office/drawing/2016/5/11/chartex" xmlns:cx6="http://schemas.microsoft.com/office/drawing/2016/5/12/chartex" xmlns:cx7="http://schemas.microsoft.com/office/drawing/2016/5/13/chartex" xmlns:cx8="http://schemas.microsoft.com/office/drawing/2016/5/14/chartex" xmlns:mc="http://schemas.openxmlformats.org/markup-compatibility/2006" xmlns:aink="http://schemas.microsoft.com/office/drawing/2016/ink" xmlns:am3d="http://schemas.microsoft.com/office/drawing/2017/model3d" xmlns:o="urn:schemas-microsoft-com:office:office" xmlns:oel="http://schemas.microsoft.com/office/2019/extlst" xmlns:r="http://schemas.openxmlformats.org/officeDocument/2006/relationships" xmlns:m="http://schemas.openxmlformats.org/officeDocument/2006/math" xmlns:v="urn:schemas-microsoft-com:vml" xmlns:wp14="http://schemas.microsoft.com/office/word/2010/wordprocessingDrawing" xmlns:wp="http://schemas.openxmlformats.org/drawingml/2006/wordprocessingDrawing" xmlns:w10="urn:schemas-microsoft-com:office:word" xmlns:w="http://schemas.openxmlformats.org/wordprocessingml/2006/main" xmlns:w14="http://schemas.microsoft.com/office/word/2010/wordml" xmlns:w15="http://schemas.microsoft.com/office/word/2012/wordml" xmlns:w16cex="http://schemas.microsoft.com/office/word/2018/wordml/cex" xmlns:w16cid="http://schemas.microsoft.com/office/word/2016/wordml/cid" xmlns:w16="http://schemas.microsoft.com/office/word/2018/wordml" xmlns:w16sdtdh="http://schemas.microsoft.com/office/word/2020/wordml/sdtdatahash" xmlns:w16se="http://schemas.microsoft.com/office/word/2015/wordml/symex" xmlns:wpg="http://schemas.microsoft.com/office/word/2010/wordprocessingGroup" xmlns:wpi="http://schemas.microsoft.com/office/word/2010/wordprocessingInk" xmlns:wne="http://schemas.microsoft.com/office/word/2006/wordml" xmlns:wps="http://schemas.microsoft.com/office/word/2010/wordprocessingShape" mc:Ignorable="w14 w15 w16se w16cid w16 w16cex w16sdtdh wp14">
+<w:document xmlns:wpc="http://schemas.microsoft.com/office/word/2010/wordprocessingCanvas" xmlns:cx="http://schemas.microsoft.com/office/drawing/2014/chartex" xmlns:cx1="http://schemas.microsoft.com/office/drawing/2015/9/8/chartex" xmlns:cx2="http://schemas.microsoft.com/office/drawing/2015/10/21/chartex" xmlns:cx3="http://schemas.microsoft.com/office/drawing/2016/5/9/chartex" xmlns:cx4="http://schemas.microsoft.com/office/drawing/2016/5/10/chartex" xmlns:cx5="http://schemas.microsoft.com/office/drawing/2016/5/11/chartex" xmlns:cx6="http://schemas.microsoft.com/office/drawing/2016/5/12/chartex" xmlns:cx7="http://schemas.microsoft.com/office/drawing/2016/5/13/chartex" xmlns:cx8="http://schemas.microsoft.com/office/drawing/2016/5/14/chartex" xmlns:mc="http://schemas.openxmlformats.org/markup-compatibility/2006" xmlns:aink="http://schemas.microsoft.com/office/drawing/2016/ink" xmlns:am3d="http://schemas.microsoft.com/office/drawing/2017/model3d" xmlns:o="urn:schemas-microsoft-com:office:office" xmlns:r="http://schemas.openxmlformats.org/officeDocument/2006/relationships" xmlns:m="http://schemas.openxmlformats.org/officeDocument/2006/math" xmlns:v="urn:schemas-microsoft-com:vml" xmlns:wp14="http://schemas.microsoft.com/office/word/2010/wordprocessingDrawing" xmlns:wp="http://schemas.openxmlformats.org/drawingml/2006/wordprocessingDrawing" xmlns:w10="urn:schemas-microsoft-com:office:word" xmlns:w="http://schemas.openxmlformats.org/wordprocessingml/2006/main" xmlns:w14="http://schemas.microsoft.com/office/word/2010/wordml" xmlns:w15="http://schemas.microsoft.com/office/word/2012/wordml" xmlns:w16cex="http://schemas.microsoft.com/office/word/2018/wordml/cex" xmlns:w16cid="http://schemas.microsoft.com/office/word/2016/wordml/cid" xmlns:w16="http://schemas.microsoft.com/office/word/2018/wordml" xmlns:w16sdtdh="http://schemas.microsoft.com/office/word/2020/wordml/sdtdatahash" xmlns:w16se="http://schemas.microsoft.com/office/word/2015/wordml/symex" xmlns:wpg="http://schemas.microsoft.com/office/word/2010/wordprocessingGroup" xmlns:wpi="http://schemas.microsoft.com/office/word/2010/wordprocessingInk" xmlns:wne="http://schemas.microsoft.com/office/word/2006/wordml" xmlns:wps="http://schemas.microsoft.com/office/word/2010/wordprocessingShape" mc:Ignorable="w14 w15 w16se w16cid w16 w16cex w16sdtdh wp14">
   <w:body>
     <w:p>
       <w:r>
@@ -25,7 +25,7 @@
                     </pic:cNvPicPr>
                   </pic:nvPicPr>
                   <pic:blipFill>
-                    <a:blip r:embed="rId4">
+                    <a:blip r:embed="rId5">
                       <a:extLst>
                         <a:ext uri="{28A0092B-C50C-407E-A947-70E740481C1C}">
                           <a14:useLocalDpi xmlns:a14="http://schemas.microsoft.com/office/drawing/2010/main" val="0"/>
@@ -81,7 +81,7 @@
                     </pic:cNvPicPr>
                   </pic:nvPicPr>
                   <pic:blipFill>
-                    <a:blip r:embed="rId5">
+                    <a:blip r:embed="rId6">
                       <a:extLst>
                         <a:ext uri="{28A0092B-C50C-407E-A947-70E740481C1C}">
                           <a14:useLocalDpi xmlns:a14="http://schemas.microsoft.com/office/drawing/2010/main" val="0"/>
@@ -113,6 +113,46 @@
         </w:drawing>
       </w:r>
     </w:p>
+    <w:p/>
+    <w:p>
+      <w:r>
+        <w:drawing>
+          <wp:inline distT="0" distB="0" distL="0" distR="0" wp14:anchorId="1C279306" wp14:editId="775DC8D1">
+            <wp:extent cx="6492240" cy="916305"/>
+            <wp:effectExtent l="0" t="0" r="3810" b="0"/>
+            <wp:docPr id="5" name="Picture 5"/>
+            <wp:cNvGraphicFramePr>
+              <a:graphicFrameLocks xmlns:a="http://schemas.openxmlformats.org/drawingml/2006/main" noChangeAspect="1"/>
+            </wp:cNvGraphicFramePr>
+            <a:graphic xmlns:a="http://schemas.openxmlformats.org/drawingml/2006/main">
+              <a:graphicData uri="http://schemas.openxmlformats.org/drawingml/2006/picture">
+                <pic:pic xmlns:pic="http://schemas.openxmlformats.org/drawingml/2006/picture">
+                  <pic:nvPicPr>
+                    <pic:cNvPr id="1" name=""/>
+                    <pic:cNvPicPr/>
+                  </pic:nvPicPr>
+                  <pic:blipFill>
+                    <a:blip r:embed="rId7"/>
+                    <a:stretch>
+                      <a:fillRect/>
+                    </a:stretch>
+                  </pic:blipFill>
+                  <pic:spPr>
+                    <a:xfrm>
+                      <a:off x="0" y="0"/>
+                      <a:ext cx="6492240" cy="916305"/>
+                    </a:xfrm>
+                    <a:prstGeom prst="rect">
+                      <a:avLst/>
+                    </a:prstGeom>
+                  </pic:spPr>
+                </pic:pic>
+              </a:graphicData>
+            </a:graphic>
+          </wp:inline>
+        </w:drawing>
+      </w:r>
+    </w:p>
     <w:p>
       <w:r>
         <w:rPr>
@@ -137,7 +177,7 @@
                     </pic:cNvPicPr>
                   </pic:nvPicPr>
                   <pic:blipFill>
-                    <a:blip r:embed="rId6">
+                    <a:blip r:embed="rId8">
                       <a:extLst>
                         <a:ext uri="{28A0092B-C50C-407E-A947-70E740481C1C}">
                           <a14:useLocalDpi xmlns:a14="http://schemas.microsoft.com/office/drawing/2010/main" val="0"/>
@@ -193,7 +233,7 @@
                     </pic:cNvPicPr>
                   </pic:nvPicPr>
                   <pic:blipFill>
-                    <a:blip r:embed="rId7">
+                    <a:blip r:embed="rId9">
                       <a:extLst>
                         <a:ext uri="{28A0092B-C50C-407E-A947-70E740481C1C}">
                           <a14:useLocalDpi xmlns:a14="http://schemas.microsoft.com/office/drawing/2010/main" val="0"/>
@@ -251,7 +291,7 @@
                     </pic:cNvPicPr>
                   </pic:nvPicPr>
                   <pic:blipFill>
-                    <a:blip r:embed="rId8">
+                    <a:blip r:embed="rId10">
                       <a:extLst>
                         <a:ext uri="{28A0092B-C50C-407E-A947-70E740481C1C}">
                           <a14:useLocalDpi xmlns:a14="http://schemas.microsoft.com/office/drawing/2010/main" val="0"/>
@@ -306,7 +346,7 @@
                     </pic:cNvPicPr>
                   </pic:nvPicPr>
                   <pic:blipFill>
-                    <a:blip r:embed="rId9">
+                    <a:blip r:embed="rId11">
                       <a:extLst>
                         <a:ext uri="{28A0092B-C50C-407E-A947-70E740481C1C}">
                           <a14:useLocalDpi xmlns:a14="http://schemas.microsoft.com/office/drawing/2010/main" val="0"/>
@@ -362,7 +402,7 @@
                     </pic:cNvPicPr>
                   </pic:nvPicPr>
                   <pic:blipFill>
-                    <a:blip r:embed="rId10">
+                    <a:blip r:embed="rId12">
                       <a:extLst>
                         <a:ext uri="{28A0092B-C50C-407E-A947-70E740481C1C}">
                           <a14:useLocalDpi xmlns:a14="http://schemas.microsoft.com/office/drawing/2010/main" val="0"/>
@@ -433,7 +473,7 @@
                     </pic:cNvPicPr>
                   </pic:nvPicPr>
                   <pic:blipFill>
-                    <a:blip r:embed="rId11">
+                    <a:blip r:embed="rId13">
                       <a:extLst>
                         <a:ext uri="{28A0092B-C50C-407E-A947-70E740481C1C}">
                           <a14:useLocalDpi xmlns:a14="http://schemas.microsoft.com/office/drawing/2010/main" val="0"/>
@@ -489,7 +529,7 @@
                     </pic:cNvPicPr>
                   </pic:nvPicPr>
                   <pic:blipFill>
-                    <a:blip r:embed="rId12">
+                    <a:blip r:embed="rId14">
                       <a:extLst>
                         <a:ext uri="{28A0092B-C50C-407E-A947-70E740481C1C}">
                           <a14:useLocalDpi xmlns:a14="http://schemas.microsoft.com/office/drawing/2010/main" val="0"/>
@@ -522,6 +562,1253 @@
       </w:r>
     </w:p>
     <w:p/>
+    <w:p>
+      <w:pPr>
+        <w:rPr>
+          <w:rStyle w:val="Strong"/>
+          <w:sz w:val="28"/>
+          <w:szCs w:val="28"/>
+          <w:highlight w:val="yellow"/>
+        </w:rPr>
+      </w:pPr>
+      <w:r>
+        <w:rPr>
+          <w:rStyle w:val="Strong"/>
+          <w:sz w:val="28"/>
+          <w:szCs w:val="28"/>
+          <w:highlight w:val="yellow"/>
+        </w:rPr>
+        <w:t>Crystal khud se signal nahi banata – motherboard ka circuit usko vibrate karata hai.</w:t>
+      </w:r>
+    </w:p>
+    <w:p>
+      <w:pPr>
+        <w:pStyle w:val="Heading3"/>
+        <w:rPr>
+          <w:b/>
+          <w:bCs/>
+        </w:rPr>
+      </w:pPr>
+      <w:r>
+        <w:rPr>
+          <w:b/>
+          <w:bCs/>
+        </w:rPr>
+        <w:t>Short Definition</w:t>
+      </w:r>
+    </w:p>
+    <w:p>
+      <w:pPr>
+        <w:pStyle w:val="NormalWeb"/>
+        <w:numPr>
+          <w:ilvl w:val="0"/>
+          <w:numId w:val="1"/>
+        </w:numPr>
+      </w:pPr>
+      <w:r>
+        <w:t xml:space="preserve">Crystal ek </w:t>
+      </w:r>
+      <w:r>
+        <w:rPr>
+          <w:rStyle w:val="Strong"/>
+          <w:rFonts w:eastAsiaTheme="majorEastAsia"/>
+          <w:highlight w:val="yellow"/>
+        </w:rPr>
+        <w:t>quartz stone</w:t>
+      </w:r>
+      <w:r>
+        <w:t xml:space="preserve"> hota hai</w:t>
+      </w:r>
+    </w:p>
+    <w:p>
+      <w:pPr>
+        <w:pStyle w:val="NormalWeb"/>
+        <w:numPr>
+          <w:ilvl w:val="0"/>
+          <w:numId w:val="1"/>
+        </w:numPr>
+      </w:pPr>
+      <w:r>
+        <w:t xml:space="preserve">Jab us par voltage lagta hai → wo </w:t>
+      </w:r>
+      <w:r>
+        <w:rPr>
+          <w:rStyle w:val="Strong"/>
+          <w:rFonts w:eastAsiaTheme="majorEastAsia"/>
+        </w:rPr>
+        <w:t>vibrate / hilne</w:t>
+      </w:r>
+      <w:r>
+        <w:t xml:space="preserve"> lagta hai</w:t>
+      </w:r>
+    </w:p>
+    <w:p>
+      <w:pPr>
+        <w:pStyle w:val="NormalWeb"/>
+        <w:numPr>
+          <w:ilvl w:val="0"/>
+          <w:numId w:val="1"/>
+        </w:numPr>
+      </w:pPr>
+      <w:r>
+        <w:t xml:space="preserve">Ye vibration </w:t>
+      </w:r>
+      <w:r>
+        <w:rPr>
+          <w:rStyle w:val="Strong"/>
+          <w:rFonts w:eastAsiaTheme="majorEastAsia"/>
+        </w:rPr>
+        <w:t>exact fixed frequency</w:t>
+      </w:r>
+      <w:r>
+        <w:t xml:space="preserve"> par hoti hai</w:t>
+      </w:r>
+    </w:p>
+    <w:p>
+      <w:pPr>
+        <w:pStyle w:val="NormalWeb"/>
+      </w:pPr>
+      <w:r>
+        <w:t xml:space="preserve">Fixed speed se hilna = har second me </w:t>
+      </w:r>
+      <w:r>
+        <w:rPr>
+          <w:rStyle w:val="Emphasis"/>
+          <w:rFonts w:eastAsiaTheme="majorEastAsia"/>
+        </w:rPr>
+        <w:t>same number of vibrations</w:t>
+      </w:r>
+      <w:r>
+        <w:t xml:space="preserve"> karna.</w:t>
+      </w:r>
+    </w:p>
+    <w:p>
+      <w:pPr>
+        <w:pStyle w:val="NormalWeb"/>
+      </w:pPr>
+      <w:r>
+        <w:t>Quartz ek natural stone (pathar) hota hai jisme special property hoti hai –</w:t>
+      </w:r>
+      <w:r>
+        <w:br/>
+        <w:t>ye voltage milte hi vibrate karta hai.</w:t>
+      </w:r>
+    </w:p>
+    <w:p>
+      <w:pPr>
+        <w:pStyle w:val="NormalWeb"/>
+      </w:pPr>
+      <w:r>
+        <w:drawing>
+          <wp:inline distT="0" distB="0" distL="0" distR="0" wp14:anchorId="1420F50F" wp14:editId="4DB618AB">
+            <wp:extent cx="6492240" cy="1097915"/>
+            <wp:effectExtent l="0" t="0" r="3810" b="6985"/>
+            <wp:docPr id="12" name="Picture 12"/>
+            <wp:cNvGraphicFramePr>
+              <a:graphicFrameLocks xmlns:a="http://schemas.openxmlformats.org/drawingml/2006/main" noChangeAspect="1"/>
+            </wp:cNvGraphicFramePr>
+            <a:graphic xmlns:a="http://schemas.openxmlformats.org/drawingml/2006/main">
+              <a:graphicData uri="http://schemas.openxmlformats.org/drawingml/2006/picture">
+                <pic:pic xmlns:pic="http://schemas.openxmlformats.org/drawingml/2006/picture">
+                  <pic:nvPicPr>
+                    <pic:cNvPr id="1" name=""/>
+                    <pic:cNvPicPr/>
+                  </pic:nvPicPr>
+                  <pic:blipFill>
+                    <a:blip r:embed="rId15"/>
+                    <a:stretch>
+                      <a:fillRect/>
+                    </a:stretch>
+                  </pic:blipFill>
+                  <pic:spPr>
+                    <a:xfrm>
+                      <a:off x="0" y="0"/>
+                      <a:ext cx="6492240" cy="1097915"/>
+                    </a:xfrm>
+                    <a:prstGeom prst="rect">
+                      <a:avLst/>
+                    </a:prstGeom>
+                  </pic:spPr>
+                </pic:pic>
+              </a:graphicData>
+            </a:graphic>
+          </wp:inline>
+        </w:drawing>
+      </w:r>
+    </w:p>
+    <w:p>
+      <w:pPr>
+        <w:pStyle w:val="NormalWeb"/>
+      </w:pPr>
+      <w:r>
+        <w:t>Ye signal</w:t>
+      </w:r>
+      <w:r>
+        <w:t>/pulse</w:t>
+      </w:r>
+      <w:r>
+        <w:t xml:space="preserve"> BIOS, EC, RTC ko jagaata hai.</w:t>
+      </w:r>
+    </w:p>
+    <w:p>
+      <w:pPr>
+        <w:pStyle w:val="NormalWeb"/>
+      </w:pPr>
+      <w:r>
+        <w:lastRenderedPageBreak/>
+        <w:drawing>
+          <wp:inline distT="0" distB="0" distL="0" distR="0" wp14:anchorId="792260A7" wp14:editId="0CBD2BF1">
+            <wp:extent cx="6492240" cy="744855"/>
+            <wp:effectExtent l="0" t="0" r="3810" b="0"/>
+            <wp:docPr id="13" name="Picture 13"/>
+            <wp:cNvGraphicFramePr>
+              <a:graphicFrameLocks xmlns:a="http://schemas.openxmlformats.org/drawingml/2006/main" noChangeAspect="1"/>
+            </wp:cNvGraphicFramePr>
+            <a:graphic xmlns:a="http://schemas.openxmlformats.org/drawingml/2006/main">
+              <a:graphicData uri="http://schemas.openxmlformats.org/drawingml/2006/picture">
+                <pic:pic xmlns:pic="http://schemas.openxmlformats.org/drawingml/2006/picture">
+                  <pic:nvPicPr>
+                    <pic:cNvPr id="1" name=""/>
+                    <pic:cNvPicPr/>
+                  </pic:nvPicPr>
+                  <pic:blipFill>
+                    <a:blip r:embed="rId16"/>
+                    <a:stretch>
+                      <a:fillRect/>
+                    </a:stretch>
+                  </pic:blipFill>
+                  <pic:spPr>
+                    <a:xfrm>
+                      <a:off x="0" y="0"/>
+                      <a:ext cx="6492240" cy="744855"/>
+                    </a:xfrm>
+                    <a:prstGeom prst="rect">
+                      <a:avLst/>
+                    </a:prstGeom>
+                  </pic:spPr>
+                </pic:pic>
+              </a:graphicData>
+            </a:graphic>
+          </wp:inline>
+        </w:drawing>
+      </w:r>
+    </w:p>
+    <w:p>
+      <w:r>
+        <w:drawing>
+          <wp:inline distT="0" distB="0" distL="0" distR="0" wp14:anchorId="504A4531" wp14:editId="136EACE1">
+            <wp:extent cx="6492240" cy="916305"/>
+            <wp:effectExtent l="0" t="0" r="3810" b="0"/>
+            <wp:docPr id="1" name="Picture 1"/>
+            <wp:cNvGraphicFramePr>
+              <a:graphicFrameLocks xmlns:a="http://schemas.openxmlformats.org/drawingml/2006/main" noChangeAspect="1"/>
+            </wp:cNvGraphicFramePr>
+            <a:graphic xmlns:a="http://schemas.openxmlformats.org/drawingml/2006/main">
+              <a:graphicData uri="http://schemas.openxmlformats.org/drawingml/2006/picture">
+                <pic:pic xmlns:pic="http://schemas.openxmlformats.org/drawingml/2006/picture">
+                  <pic:nvPicPr>
+                    <pic:cNvPr id="1" name=""/>
+                    <pic:cNvPicPr/>
+                  </pic:nvPicPr>
+                  <pic:blipFill>
+                    <a:blip r:embed="rId7"/>
+                    <a:stretch>
+                      <a:fillRect/>
+                    </a:stretch>
+                  </pic:blipFill>
+                  <pic:spPr>
+                    <a:xfrm>
+                      <a:off x="0" y="0"/>
+                      <a:ext cx="6492240" cy="916305"/>
+                    </a:xfrm>
+                    <a:prstGeom prst="rect">
+                      <a:avLst/>
+                    </a:prstGeom>
+                  </pic:spPr>
+                </pic:pic>
+              </a:graphicData>
+            </a:graphic>
+          </wp:inline>
+        </w:drawing>
+      </w:r>
+    </w:p>
+    <w:p/>
+    <w:p/>
+    <w:p>
+      <w:pPr>
+        <w:rPr>
+          <w:rStyle w:val="Strong"/>
+          <w:sz w:val="28"/>
+          <w:szCs w:val="28"/>
+        </w:rPr>
+      </w:pPr>
+      <w:r>
+        <w:rPr>
+          <w:rStyle w:val="Strong"/>
+          <w:sz w:val="28"/>
+          <w:szCs w:val="28"/>
+          <w:highlight w:val="yellow"/>
+        </w:rPr>
+        <w:t>Concept – “Fixed speed se hilta” ka matlab kya hota hai Quartz me?</w:t>
+      </w:r>
+    </w:p>
+    <w:p>
+      <w:pPr>
+        <w:pStyle w:val="NormalWeb"/>
+      </w:pPr>
+      <w:r>
+        <w:rPr>
+          <w:rStyle w:val="Strong"/>
+          <w:rFonts w:eastAsiaTheme="majorEastAsia"/>
+        </w:rPr>
+        <w:t xml:space="preserve">Fixed speed se hilna = har second me </w:t>
+      </w:r>
+      <w:r>
+        <w:rPr>
+          <w:rStyle w:val="Emphasis"/>
+          <w:rFonts w:eastAsiaTheme="majorEastAsia"/>
+          <w:b/>
+          <w:bCs/>
+        </w:rPr>
+        <w:t>same number of vibrations</w:t>
+      </w:r>
+      <w:r>
+        <w:rPr>
+          <w:rStyle w:val="Strong"/>
+          <w:rFonts w:eastAsiaTheme="majorEastAsia"/>
+        </w:rPr>
+        <w:t xml:space="preserve"> karna.</w:t>
+      </w:r>
+    </w:p>
+    <w:p>
+      <w:r>
+        <w:pict w14:anchorId="72DA23A4">
+          <v:rect id="_x0000_i1025" style="width:0;height:1.5pt" o:hralign="center" o:hrstd="t" o:hr="t" fillcolor="#a0a0a0" stroked="f"/>
+        </w:pict>
+      </w:r>
+    </w:p>
+    <w:p>
+      <w:pPr>
+        <w:pStyle w:val="Heading3"/>
+      </w:pPr>
+      <w:r>
+        <w:rPr>
+          <w:rFonts w:ascii="Segoe UI Emoji" w:hAnsi="Segoe UI Emoji" w:cs="Segoe UI Emoji"/>
+        </w:rPr>
+        <w:t>📘</w:t>
+      </w:r>
+      <w:r>
+        <w:t xml:space="preserve"> 1️</w:t>
+      </w:r>
+      <w:r>
+        <w:rPr>
+          <w:rFonts w:ascii="Tahoma" w:hAnsi="Tahoma" w:cs="Tahoma"/>
+        </w:rPr>
+        <w:t>⃣</w:t>
+      </w:r>
+      <w:r>
+        <w:t xml:space="preserve"> Short Definition</w:t>
+      </w:r>
+    </w:p>
+    <w:p>
+      <w:pPr>
+        <w:pStyle w:val="NormalWeb"/>
+        <w:numPr>
+          <w:ilvl w:val="0"/>
+          <w:numId w:val="2"/>
+        </w:numPr>
+      </w:pPr>
+      <w:r>
+        <w:t xml:space="preserve">Quartz ko jab voltage milta hai → wo </w:t>
+      </w:r>
+      <w:r>
+        <w:rPr>
+          <w:rStyle w:val="Strong"/>
+          <w:rFonts w:eastAsiaTheme="majorEastAsia"/>
+        </w:rPr>
+        <w:t>ek hi speed par</w:t>
+      </w:r>
+      <w:r>
+        <w:t xml:space="preserve"> hamesha hilta hai</w:t>
+      </w:r>
+    </w:p>
+    <w:p>
+      <w:pPr>
+        <w:pStyle w:val="NormalWeb"/>
+        <w:numPr>
+          <w:ilvl w:val="0"/>
+          <w:numId w:val="2"/>
+        </w:numPr>
+      </w:pPr>
+      <w:r>
+        <w:t xml:space="preserve">Ye speed </w:t>
+      </w:r>
+      <w:r>
+        <w:rPr>
+          <w:rStyle w:val="Strong"/>
+          <w:rFonts w:eastAsiaTheme="majorEastAsia"/>
+        </w:rPr>
+        <w:t>change nahi hoti</w:t>
+      </w:r>
+      <w:r>
+        <w:t xml:space="preserve"> – isi ko </w:t>
+      </w:r>
+      <w:r>
+        <w:rPr>
+          <w:rStyle w:val="Strong"/>
+          <w:rFonts w:eastAsiaTheme="majorEastAsia"/>
+        </w:rPr>
+        <w:t>frequency</w:t>
+      </w:r>
+      <w:r>
+        <w:t xml:space="preserve"> bolte hain</w:t>
+      </w:r>
+    </w:p>
+    <w:p>
+      <w:pPr>
+        <w:rPr>
+          <w:sz w:val="28"/>
+          <w:szCs w:val="28"/>
+        </w:rPr>
+      </w:pPr>
+      <w:r>
+        <w:rPr>
+          <w:sz w:val="28"/>
+          <w:szCs w:val="28"/>
+        </w:rPr>
+        <w:drawing>
+          <wp:inline distT="0" distB="0" distL="0" distR="0" wp14:anchorId="6F6F7C0F" wp14:editId="0CA3EBF6">
+            <wp:extent cx="6492240" cy="1097915"/>
+            <wp:effectExtent l="0" t="0" r="3810" b="6985"/>
+            <wp:docPr id="14" name="Picture 14"/>
+            <wp:cNvGraphicFramePr>
+              <a:graphicFrameLocks xmlns:a="http://schemas.openxmlformats.org/drawingml/2006/main" noChangeAspect="1"/>
+            </wp:cNvGraphicFramePr>
+            <a:graphic xmlns:a="http://schemas.openxmlformats.org/drawingml/2006/main">
+              <a:graphicData uri="http://schemas.openxmlformats.org/drawingml/2006/picture">
+                <pic:pic xmlns:pic="http://schemas.openxmlformats.org/drawingml/2006/picture">
+                  <pic:nvPicPr>
+                    <pic:cNvPr id="1" name=""/>
+                    <pic:cNvPicPr/>
+                  </pic:nvPicPr>
+                  <pic:blipFill>
+                    <a:blip r:embed="rId17"/>
+                    <a:stretch>
+                      <a:fillRect/>
+                    </a:stretch>
+                  </pic:blipFill>
+                  <pic:spPr>
+                    <a:xfrm>
+                      <a:off x="0" y="0"/>
+                      <a:ext cx="6492240" cy="1097915"/>
+                    </a:xfrm>
+                    <a:prstGeom prst="rect">
+                      <a:avLst/>
+                    </a:prstGeom>
+                  </pic:spPr>
+                </pic:pic>
+              </a:graphicData>
+            </a:graphic>
+          </wp:inline>
+        </w:drawing>
+      </w:r>
+    </w:p>
+    <w:p>
+      <w:r>
+        <w:t>Na zyada, na kam – bilkul exact.</w:t>
+      </w:r>
+    </w:p>
+    <w:p>
+      <w:pPr>
+        <w:pStyle w:val="Heading3"/>
+        <w:rPr>
+          <w:b/>
+          <w:bCs/>
+        </w:rPr>
+      </w:pPr>
+      <w:r>
+        <w:rPr>
+          <w:b/>
+          <w:bCs/>
+        </w:rPr>
+        <w:t>Final Line</w:t>
+      </w:r>
+    </w:p>
+    <w:p>
+      <w:pPr>
+        <w:pStyle w:val="NormalWeb"/>
+        <w:spacing w:before="0" w:beforeAutospacing="0"/>
+      </w:pPr>
+      <w:r>
+        <w:rPr>
+          <w:rStyle w:val="Strong"/>
+          <w:rFonts w:eastAsiaTheme="majorEastAsia"/>
+        </w:rPr>
+        <w:t>“Fixed speed se hilna” ka matlab hai –</w:t>
+      </w:r>
+      <w:r>
+        <w:rPr>
+          <w:b/>
+          <w:bCs/>
+        </w:rPr>
+        <w:br/>
+      </w:r>
+      <w:r>
+        <w:rPr>
+          <w:rStyle w:val="Strong"/>
+          <w:rFonts w:eastAsiaTheme="majorEastAsia"/>
+        </w:rPr>
+        <w:t>quartz har second me bilkul exact ginti me vibrate karta hai,</w:t>
+      </w:r>
+      <w:r>
+        <w:rPr>
+          <w:b/>
+          <w:bCs/>
+        </w:rPr>
+        <w:br/>
+      </w:r>
+      <w:r>
+        <w:rPr>
+          <w:rStyle w:val="Strong"/>
+          <w:rFonts w:eastAsiaTheme="majorEastAsia"/>
+        </w:rPr>
+        <w:t>isi liye laptop ka time aur speed accurate rehta hai.</w:t>
+      </w:r>
+    </w:p>
+    <w:p>
+      <w:pPr>
+        <w:spacing w:before="100" w:beforeAutospacing="1" w:after="100" w:afterAutospacing="1" w:line="240" w:lineRule="auto"/>
+        <w:rPr>
+          <w:rFonts w:ascii="Times New Roman" w:eastAsia="Times New Roman" w:hAnsi="Times New Roman" w:cs="Times New Roman"/>
+          <w:sz w:val="24"/>
+          <w:szCs w:val="24"/>
+        </w:rPr>
+      </w:pPr>
+      <w:r>
+        <w:rPr>
+          <w:rStyle w:val="Strong"/>
+          <w:sz w:val="28"/>
+          <w:szCs w:val="28"/>
+          <w:highlight w:val="yellow"/>
+        </w:rPr>
+        <w:t>Quartz ka vibration hawa me sound jaise nahi hota.</w:t>
+      </w:r>
+      <w:r>
+        <w:rPr>
+          <w:rFonts w:ascii="Times New Roman" w:eastAsia="Times New Roman" w:hAnsi="Times New Roman" w:cs="Times New Roman"/>
+          <w:b/>
+          <w:bCs/>
+          <w:sz w:val="24"/>
+          <w:szCs w:val="24"/>
+        </w:rPr>
+        <w:br/>
+        <w:t xml:space="preserve">Ye </w:t>
+      </w:r>
+      <w:r>
+        <w:rPr>
+          <w:rFonts w:ascii="Times New Roman" w:eastAsia="Times New Roman" w:hAnsi="Times New Roman" w:cs="Times New Roman"/>
+          <w:b/>
+          <w:bCs/>
+          <w:i/>
+          <w:iCs/>
+          <w:sz w:val="24"/>
+          <w:szCs w:val="24"/>
+        </w:rPr>
+        <w:t>andar se microscopic level par</w:t>
+      </w:r>
+      <w:r>
+        <w:rPr>
+          <w:rFonts w:ascii="Times New Roman" w:eastAsia="Times New Roman" w:hAnsi="Times New Roman" w:cs="Times New Roman"/>
+          <w:b/>
+          <w:bCs/>
+          <w:sz w:val="24"/>
+          <w:szCs w:val="24"/>
+        </w:rPr>
+        <w:t xml:space="preserve"> hilta hai – dikhai bhi nahi deta.</w:t>
+      </w:r>
+    </w:p>
+    <w:p>
+      <w:pPr>
+        <w:pStyle w:val="Heading3"/>
+      </w:pPr>
+      <w:r>
+        <w:t>Short Definition</w:t>
+      </w:r>
+    </w:p>
+    <w:p>
+      <w:pPr>
+        <w:pStyle w:val="NormalWeb"/>
+        <w:numPr>
+          <w:ilvl w:val="0"/>
+          <w:numId w:val="3"/>
+        </w:numPr>
+      </w:pPr>
+      <w:r>
+        <w:t xml:space="preserve">Quartz </w:t>
+      </w:r>
+      <w:r>
+        <w:rPr>
+          <w:rStyle w:val="Strong"/>
+          <w:rFonts w:eastAsiaTheme="majorEastAsia"/>
+        </w:rPr>
+        <w:t>piezo-electric</w:t>
+      </w:r>
+      <w:r>
+        <w:t xml:space="preserve"> hota hai</w:t>
+      </w:r>
+    </w:p>
+    <w:p>
+      <w:pPr>
+        <w:pStyle w:val="NormalWeb"/>
+        <w:numPr>
+          <w:ilvl w:val="0"/>
+          <w:numId w:val="3"/>
+        </w:numPr>
+      </w:pPr>
+      <w:r>
+        <w:t xml:space="preserve">Voltage milte hi crystal ke atoms </w:t>
+      </w:r>
+      <w:r>
+        <w:rPr>
+          <w:rStyle w:val="Strong"/>
+          <w:rFonts w:eastAsiaTheme="majorEastAsia"/>
+        </w:rPr>
+        <w:t>thoda sa shape change</w:t>
+      </w:r>
+      <w:r>
+        <w:t xml:space="preserve"> karte hain</w:t>
+      </w:r>
+    </w:p>
+    <w:p>
+      <w:pPr>
+        <w:pStyle w:val="NormalWeb"/>
+        <w:numPr>
+          <w:ilvl w:val="0"/>
+          <w:numId w:val="3"/>
+        </w:numPr>
+      </w:pPr>
+      <w:r>
+        <w:t xml:space="preserve">Ye shape change </w:t>
+      </w:r>
+      <w:r>
+        <w:rPr>
+          <w:rStyle w:val="Strong"/>
+          <w:rFonts w:eastAsiaTheme="majorEastAsia"/>
+        </w:rPr>
+        <w:t>bahut fast repeat</w:t>
+      </w:r>
+      <w:r>
+        <w:t xml:space="preserve"> hota hai → vibration</w:t>
+      </w:r>
+    </w:p>
+    <w:p>
+      <w:pPr>
+        <w:rPr>
+          <w:sz w:val="28"/>
+          <w:szCs w:val="28"/>
+        </w:rPr>
+      </w:pPr>
+      <w:r>
+        <w:rPr>
+          <w:sz w:val="28"/>
+          <w:szCs w:val="28"/>
+        </w:rPr>
+        <w:lastRenderedPageBreak/>
+        <w:drawing>
+          <wp:inline distT="0" distB="0" distL="0" distR="0" wp14:anchorId="17537D82" wp14:editId="0DDCB6BB">
+            <wp:extent cx="6492240" cy="1097915"/>
+            <wp:effectExtent l="0" t="0" r="3810" b="6985"/>
+            <wp:docPr id="15" name="Picture 15"/>
+            <wp:cNvGraphicFramePr>
+              <a:graphicFrameLocks xmlns:a="http://schemas.openxmlformats.org/drawingml/2006/main" noChangeAspect="1"/>
+            </wp:cNvGraphicFramePr>
+            <a:graphic xmlns:a="http://schemas.openxmlformats.org/drawingml/2006/main">
+              <a:graphicData uri="http://schemas.openxmlformats.org/drawingml/2006/picture">
+                <pic:pic xmlns:pic="http://schemas.openxmlformats.org/drawingml/2006/picture">
+                  <pic:nvPicPr>
+                    <pic:cNvPr id="1" name=""/>
+                    <pic:cNvPicPr/>
+                  </pic:nvPicPr>
+                  <pic:blipFill>
+                    <a:blip r:embed="rId18"/>
+                    <a:stretch>
+                      <a:fillRect/>
+                    </a:stretch>
+                  </pic:blipFill>
+                  <pic:spPr>
+                    <a:xfrm>
+                      <a:off x="0" y="0"/>
+                      <a:ext cx="6492240" cy="1097915"/>
+                    </a:xfrm>
+                    <a:prstGeom prst="rect">
+                      <a:avLst/>
+                    </a:prstGeom>
+                  </pic:spPr>
+                </pic:pic>
+              </a:graphicData>
+            </a:graphic>
+          </wp:inline>
+        </w:drawing>
+      </w:r>
+    </w:p>
+    <w:p>
+      <w:pPr>
+        <w:pStyle w:val="Heading3"/>
+      </w:pPr>
+      <w:r>
+        <w:t>Final Line</w:t>
+      </w:r>
+    </w:p>
+    <w:p>
+      <w:pPr>
+        <w:pStyle w:val="NormalWeb"/>
+        <w:spacing w:before="0" w:beforeAutospacing="0"/>
+      </w:pPr>
+      <w:r>
+        <w:rPr>
+          <w:rStyle w:val="Strong"/>
+          <w:rFonts w:eastAsiaTheme="majorEastAsia"/>
+        </w:rPr>
+        <w:t>Quartz hawa me wave nahi banata,</w:t>
+      </w:r>
+      <w:r>
+        <w:rPr>
+          <w:b/>
+          <w:bCs/>
+        </w:rPr>
+        <w:br/>
+      </w:r>
+      <w:r>
+        <w:rPr>
+          <w:rStyle w:val="Strong"/>
+          <w:rFonts w:eastAsiaTheme="majorEastAsia"/>
+        </w:rPr>
+        <w:t>wo apne andar microscopic level par squeeze–release karta hai –</w:t>
+      </w:r>
+      <w:r>
+        <w:rPr>
+          <w:b/>
+          <w:bCs/>
+        </w:rPr>
+        <w:br/>
+      </w:r>
+      <w:r>
+        <w:rPr>
+          <w:rStyle w:val="Strong"/>
+          <w:rFonts w:eastAsiaTheme="majorEastAsia"/>
+        </w:rPr>
+        <w:t>isi ko vibration kehte hain.</w:t>
+      </w:r>
+    </w:p>
+    <w:p>
+      <w:pPr>
+        <w:rPr>
+          <w:rStyle w:val="Strong"/>
+          <w:sz w:val="26"/>
+          <w:szCs w:val="26"/>
+        </w:rPr>
+      </w:pPr>
+      <w:r>
+        <w:rPr>
+          <w:rFonts w:ascii="Segoe UI Emoji" w:hAnsi="Segoe UI Emoji" w:cs="Segoe UI Emoji"/>
+          <w:sz w:val="26"/>
+          <w:szCs w:val="26"/>
+          <w:highlight w:val="yellow"/>
+        </w:rPr>
+        <w:t>💻</w:t>
+      </w:r>
+      <w:r>
+        <w:rPr>
+          <w:sz w:val="26"/>
+          <w:szCs w:val="26"/>
+          <w:highlight w:val="yellow"/>
+        </w:rPr>
+        <w:t xml:space="preserve"> </w:t>
+      </w:r>
+      <w:r>
+        <w:rPr>
+          <w:rStyle w:val="Strong"/>
+          <w:sz w:val="26"/>
+          <w:szCs w:val="26"/>
+          <w:highlight w:val="yellow"/>
+        </w:rPr>
+        <w:t>Concept – Laptop motherboard me Crystal ka kya kaam hota hai?</w:t>
+      </w:r>
+    </w:p>
+    <w:p>
+      <w:r>
+        <w:t>Crystal laptop ko “time aur rhythm” deta hai – bina crystal laptop start hi nahi hota.</w:t>
+      </w:r>
+    </w:p>
+    <w:p>
+      <w:pPr>
+        <w:pStyle w:val="Heading3"/>
+      </w:pPr>
+      <w:r>
+        <w:t>Short Definition</w:t>
+      </w:r>
+    </w:p>
+    <w:p>
+      <w:pPr>
+        <w:pStyle w:val="NormalWeb"/>
+        <w:numPr>
+          <w:ilvl w:val="0"/>
+          <w:numId w:val="4"/>
+        </w:numPr>
+      </w:pPr>
+      <w:r>
+        <w:t xml:space="preserve">Crystal </w:t>
+      </w:r>
+      <w:r>
+        <w:rPr>
+          <w:rStyle w:val="Strong"/>
+          <w:rFonts w:eastAsiaTheme="majorEastAsia"/>
+        </w:rPr>
+        <w:t>clock signal</w:t>
+      </w:r>
+      <w:r>
+        <w:t xml:space="preserve"> banata hai</w:t>
+      </w:r>
+    </w:p>
+    <w:p>
+      <w:pPr>
+        <w:pStyle w:val="NormalWeb"/>
+        <w:numPr>
+          <w:ilvl w:val="0"/>
+          <w:numId w:val="4"/>
+        </w:numPr>
+      </w:pPr>
+      <w:r>
+        <w:t xml:space="preserve">Ye signal </w:t>
+      </w:r>
+      <w:r>
+        <w:rPr>
+          <w:rStyle w:val="Strong"/>
+          <w:rFonts w:eastAsiaTheme="majorEastAsia"/>
+        </w:rPr>
+        <w:t>BIOS, EC, CPU, RTC</w:t>
+      </w:r>
+      <w:r>
+        <w:t xml:space="preserve"> ko exact timing deta hai</w:t>
+      </w:r>
+    </w:p>
+    <w:p>
+      <w:r>
+        <w:t>Use Case with Example</w:t>
+      </w:r>
+    </w:p>
+    <w:p>
+      <w:pPr>
+        <w:rPr>
+          <w:sz w:val="26"/>
+          <w:szCs w:val="26"/>
+        </w:rPr>
+      </w:pPr>
+      <w:r>
+        <w:rPr>
+          <w:sz w:val="26"/>
+          <w:szCs w:val="26"/>
+        </w:rPr>
+        <w:drawing>
+          <wp:inline distT="0" distB="0" distL="0" distR="0" wp14:anchorId="72719718" wp14:editId="23FD11AF">
+            <wp:extent cx="6492240" cy="916305"/>
+            <wp:effectExtent l="0" t="0" r="3810" b="0"/>
+            <wp:docPr id="16" name="Picture 16"/>
+            <wp:cNvGraphicFramePr>
+              <a:graphicFrameLocks xmlns:a="http://schemas.openxmlformats.org/drawingml/2006/main" noChangeAspect="1"/>
+            </wp:cNvGraphicFramePr>
+            <a:graphic xmlns:a="http://schemas.openxmlformats.org/drawingml/2006/main">
+              <a:graphicData uri="http://schemas.openxmlformats.org/drawingml/2006/picture">
+                <pic:pic xmlns:pic="http://schemas.openxmlformats.org/drawingml/2006/picture">
+                  <pic:nvPicPr>
+                    <pic:cNvPr id="1" name=""/>
+                    <pic:cNvPicPr/>
+                  </pic:nvPicPr>
+                  <pic:blipFill>
+                    <a:blip r:embed="rId19"/>
+                    <a:stretch>
+                      <a:fillRect/>
+                    </a:stretch>
+                  </pic:blipFill>
+                  <pic:spPr>
+                    <a:xfrm>
+                      <a:off x="0" y="0"/>
+                      <a:ext cx="6492240" cy="916305"/>
+                    </a:xfrm>
+                    <a:prstGeom prst="rect">
+                      <a:avLst/>
+                    </a:prstGeom>
+                  </pic:spPr>
+                </pic:pic>
+              </a:graphicData>
+            </a:graphic>
+          </wp:inline>
+        </w:drawing>
+      </w:r>
+    </w:p>
+    <w:p>
+      <w:pPr>
+        <w:spacing w:before="100" w:beforeAutospacing="1" w:after="100" w:afterAutospacing="1" w:line="240" w:lineRule="auto"/>
+        <w:rPr>
+          <w:rFonts w:ascii="Times New Roman" w:eastAsia="Times New Roman" w:hAnsi="Times New Roman" w:cs="Times New Roman"/>
+          <w:sz w:val="24"/>
+          <w:szCs w:val="24"/>
+        </w:rPr>
+      </w:pPr>
+      <w:r>
+        <w:rPr>
+          <w:rFonts w:ascii="Times New Roman" w:eastAsia="Times New Roman" w:hAnsi="Times New Roman" w:cs="Times New Roman"/>
+          <w:sz w:val="24"/>
+          <w:szCs w:val="24"/>
+        </w:rPr>
+        <w:t>Agar ye signal missing →</w:t>
+      </w:r>
+      <w:r>
+        <w:rPr>
+          <w:rFonts w:ascii="Times New Roman" w:eastAsia="Times New Roman" w:hAnsi="Times New Roman" w:cs="Times New Roman"/>
+          <w:sz w:val="24"/>
+          <w:szCs w:val="24"/>
+        </w:rPr>
+        <w:br/>
+        <w:t xml:space="preserve">Laptop me </w:t>
+      </w:r>
+      <w:r>
+        <w:rPr>
+          <w:rFonts w:ascii="Times New Roman" w:eastAsia="Times New Roman" w:hAnsi="Times New Roman" w:cs="Times New Roman"/>
+          <w:b/>
+          <w:bCs/>
+          <w:sz w:val="24"/>
+          <w:szCs w:val="24"/>
+        </w:rPr>
+        <w:t>no power, no display, auto shutdown</w:t>
+      </w:r>
+      <w:r>
+        <w:rPr>
+          <w:rFonts w:ascii="Times New Roman" w:eastAsia="Times New Roman" w:hAnsi="Times New Roman" w:cs="Times New Roman"/>
+          <w:sz w:val="24"/>
+          <w:szCs w:val="24"/>
+        </w:rPr>
+        <w:t xml:space="preserve"> jaise fault.</w:t>
+      </w:r>
+    </w:p>
+    <w:p>
+      <w:r>
+        <w:t>Flow Diagram</w:t>
+      </w:r>
+    </w:p>
+    <w:p>
+      <w:pPr>
+        <w:rPr>
+          <w:sz w:val="26"/>
+          <w:szCs w:val="26"/>
+        </w:rPr>
+      </w:pPr>
+      <w:r>
+        <w:rPr>
+          <w:sz w:val="26"/>
+          <w:szCs w:val="26"/>
+        </w:rPr>
+        <w:drawing>
+          <wp:inline distT="0" distB="0" distL="0" distR="0" wp14:anchorId="7A0B5C09" wp14:editId="4E92FBE0">
+            <wp:extent cx="6492240" cy="1032510"/>
+            <wp:effectExtent l="0" t="0" r="3810" b="0"/>
+            <wp:docPr id="17" name="Picture 17"/>
+            <wp:cNvGraphicFramePr>
+              <a:graphicFrameLocks xmlns:a="http://schemas.openxmlformats.org/drawingml/2006/main" noChangeAspect="1"/>
+            </wp:cNvGraphicFramePr>
+            <a:graphic xmlns:a="http://schemas.openxmlformats.org/drawingml/2006/main">
+              <a:graphicData uri="http://schemas.openxmlformats.org/drawingml/2006/picture">
+                <pic:pic xmlns:pic="http://schemas.openxmlformats.org/drawingml/2006/picture">
+                  <pic:nvPicPr>
+                    <pic:cNvPr id="1" name=""/>
+                    <pic:cNvPicPr/>
+                  </pic:nvPicPr>
+                  <pic:blipFill>
+                    <a:blip r:embed="rId20"/>
+                    <a:stretch>
+                      <a:fillRect/>
+                    </a:stretch>
+                  </pic:blipFill>
+                  <pic:spPr>
+                    <a:xfrm>
+                      <a:off x="0" y="0"/>
+                      <a:ext cx="6492240" cy="1032510"/>
+                    </a:xfrm>
+                    <a:prstGeom prst="rect">
+                      <a:avLst/>
+                    </a:prstGeom>
+                  </pic:spPr>
+                </pic:pic>
+              </a:graphicData>
+            </a:graphic>
+          </wp:inline>
+        </w:drawing>
+      </w:r>
+    </w:p>
+    <w:p>
+      <w:pPr>
+        <w:rPr>
+          <w:sz w:val="26"/>
+          <w:szCs w:val="26"/>
+        </w:rPr>
+      </w:pPr>
+    </w:p>
+    <w:p>
+      <w:pPr>
+        <w:pStyle w:val="Heading3"/>
+        <w:rPr>
+          <w:b/>
+          <w:bCs/>
+        </w:rPr>
+      </w:pPr>
+      <w:r>
+        <w:rPr>
+          <w:rFonts w:ascii="Segoe UI Emoji" w:hAnsi="Segoe UI Emoji" w:cs="Segoe UI Emoji"/>
+          <w:b/>
+          <w:bCs/>
+          <w:highlight w:val="yellow"/>
+        </w:rPr>
+        <w:t>⏰</w:t>
+      </w:r>
+      <w:r>
+        <w:rPr>
+          <w:b/>
+          <w:bCs/>
+          <w:highlight w:val="yellow"/>
+        </w:rPr>
+        <w:t xml:space="preserve"> </w:t>
+      </w:r>
+      <w:r>
+        <w:rPr>
+          <w:rStyle w:val="Strong"/>
+          <w:b w:val="0"/>
+          <w:bCs w:val="0"/>
+          <w:highlight w:val="yellow"/>
+        </w:rPr>
+        <w:t>Concept – “Clock Signal” kya hota hai?</w:t>
+      </w:r>
+    </w:p>
+    <w:p>
+      <w:pPr>
+        <w:pStyle w:val="NormalWeb"/>
+      </w:pPr>
+      <w:r>
+        <w:rPr>
+          <w:rStyle w:val="Strong"/>
+          <w:rFonts w:eastAsiaTheme="majorEastAsia"/>
+        </w:rPr>
+        <w:t>Clock Signal ek ON–OFF pulse hota hai jo motherboard ke sab chips ko batata hai –</w:t>
+      </w:r>
+      <w:r>
+        <w:rPr>
+          <w:b/>
+          <w:bCs/>
+        </w:rPr>
+        <w:br/>
+      </w:r>
+      <w:r>
+        <w:rPr>
+          <w:rStyle w:val="Emphasis"/>
+          <w:rFonts w:eastAsiaTheme="majorEastAsia"/>
+          <w:b/>
+          <w:bCs/>
+        </w:rPr>
+        <w:t>ab kaam karo, ab ruk jao</w:t>
+      </w:r>
+      <w:r>
+        <w:rPr>
+          <w:rStyle w:val="Strong"/>
+          <w:rFonts w:eastAsiaTheme="majorEastAsia"/>
+        </w:rPr>
+        <w:t>.</w:t>
+      </w:r>
+    </w:p>
+    <w:p>
+      <w:pPr>
+        <w:spacing w:before="100" w:beforeAutospacing="1" w:after="100" w:afterAutospacing="1" w:line="240" w:lineRule="auto"/>
+        <w:outlineLvl w:val="2"/>
+        <w:rPr>
+          <w:rFonts w:ascii="Times New Roman" w:eastAsia="Times New Roman" w:hAnsi="Times New Roman" w:cs="Times New Roman"/>
+          <w:b/>
+          <w:bCs/>
+          <w:sz w:val="27"/>
+          <w:szCs w:val="27"/>
+        </w:rPr>
+      </w:pPr>
+      <w:r>
+        <w:rPr>
+          <w:rFonts w:ascii="Times New Roman" w:eastAsia="Times New Roman" w:hAnsi="Times New Roman" w:cs="Times New Roman"/>
+          <w:b/>
+          <w:bCs/>
+          <w:sz w:val="27"/>
+          <w:szCs w:val="27"/>
+        </w:rPr>
+        <w:t>Short Definition</w:t>
+      </w:r>
+    </w:p>
+    <w:p>
+      <w:pPr>
+        <w:numPr>
+          <w:ilvl w:val="0"/>
+          <w:numId w:val="5"/>
+        </w:numPr>
+        <w:spacing w:before="100" w:beforeAutospacing="1" w:after="100" w:afterAutospacing="1" w:line="240" w:lineRule="auto"/>
+        <w:rPr>
+          <w:rFonts w:ascii="Times New Roman" w:eastAsia="Times New Roman" w:hAnsi="Times New Roman" w:cs="Times New Roman"/>
+          <w:sz w:val="24"/>
+          <w:szCs w:val="24"/>
+        </w:rPr>
+      </w:pPr>
+      <w:r>
+        <w:rPr>
+          <w:rFonts w:ascii="Times New Roman" w:eastAsia="Times New Roman" w:hAnsi="Times New Roman" w:cs="Times New Roman"/>
+          <w:sz w:val="24"/>
+          <w:szCs w:val="24"/>
+        </w:rPr>
+        <w:lastRenderedPageBreak/>
+        <w:t xml:space="preserve">Clock signal = </w:t>
+      </w:r>
+      <w:r>
+        <w:rPr>
+          <w:rFonts w:ascii="Times New Roman" w:eastAsia="Times New Roman" w:hAnsi="Times New Roman" w:cs="Times New Roman"/>
+          <w:b/>
+          <w:bCs/>
+          <w:sz w:val="24"/>
+          <w:szCs w:val="24"/>
+        </w:rPr>
+        <w:t>regular ON / OFF wave</w:t>
+      </w:r>
+    </w:p>
+    <w:p>
+      <w:pPr>
+        <w:numPr>
+          <w:ilvl w:val="0"/>
+          <w:numId w:val="5"/>
+        </w:numPr>
+        <w:spacing w:before="100" w:beforeAutospacing="1" w:after="100" w:afterAutospacing="1" w:line="240" w:lineRule="auto"/>
+        <w:rPr>
+          <w:rFonts w:ascii="Times New Roman" w:eastAsia="Times New Roman" w:hAnsi="Times New Roman" w:cs="Times New Roman"/>
+          <w:sz w:val="24"/>
+          <w:szCs w:val="24"/>
+        </w:rPr>
+      </w:pPr>
+      <w:r>
+        <w:rPr>
+          <w:rFonts w:ascii="Times New Roman" w:eastAsia="Times New Roman" w:hAnsi="Times New Roman" w:cs="Times New Roman"/>
+          <w:sz w:val="24"/>
+          <w:szCs w:val="24"/>
+        </w:rPr>
+        <w:t xml:space="preserve">Ye wave hi decide karti hai system ki </w:t>
+      </w:r>
+      <w:r>
+        <w:rPr>
+          <w:rFonts w:ascii="Times New Roman" w:eastAsia="Times New Roman" w:hAnsi="Times New Roman" w:cs="Times New Roman"/>
+          <w:b/>
+          <w:bCs/>
+          <w:sz w:val="24"/>
+          <w:szCs w:val="24"/>
+        </w:rPr>
+        <w:t>speed &amp; timing</w:t>
+      </w:r>
+    </w:p>
+    <w:p>
+      <w:pPr>
+        <w:rPr>
+          <w:sz w:val="26"/>
+          <w:szCs w:val="26"/>
+        </w:rPr>
+      </w:pPr>
+      <w:r>
+        <w:rPr>
+          <w:sz w:val="26"/>
+          <w:szCs w:val="26"/>
+        </w:rPr>
+        <w:drawing>
+          <wp:inline distT="0" distB="0" distL="0" distR="0" wp14:anchorId="72E6ADFF" wp14:editId="0C0FAB9E">
+            <wp:extent cx="6492240" cy="916305"/>
+            <wp:effectExtent l="0" t="0" r="3810" b="0"/>
+            <wp:docPr id="18" name="Picture 18"/>
+            <wp:cNvGraphicFramePr>
+              <a:graphicFrameLocks xmlns:a="http://schemas.openxmlformats.org/drawingml/2006/main" noChangeAspect="1"/>
+            </wp:cNvGraphicFramePr>
+            <a:graphic xmlns:a="http://schemas.openxmlformats.org/drawingml/2006/main">
+              <a:graphicData uri="http://schemas.openxmlformats.org/drawingml/2006/picture">
+                <pic:pic xmlns:pic="http://schemas.openxmlformats.org/drawingml/2006/picture">
+                  <pic:nvPicPr>
+                    <pic:cNvPr id="1" name=""/>
+                    <pic:cNvPicPr/>
+                  </pic:nvPicPr>
+                  <pic:blipFill>
+                    <a:blip r:embed="rId21"/>
+                    <a:stretch>
+                      <a:fillRect/>
+                    </a:stretch>
+                  </pic:blipFill>
+                  <pic:spPr>
+                    <a:xfrm>
+                      <a:off x="0" y="0"/>
+                      <a:ext cx="6492240" cy="916305"/>
+                    </a:xfrm>
+                    <a:prstGeom prst="rect">
+                      <a:avLst/>
+                    </a:prstGeom>
+                  </pic:spPr>
+                </pic:pic>
+              </a:graphicData>
+            </a:graphic>
+          </wp:inline>
+        </w:drawing>
+      </w:r>
+    </w:p>
+    <w:p>
+      <w:pPr>
+        <w:rPr>
+          <w:sz w:val="26"/>
+          <w:szCs w:val="26"/>
+        </w:rPr>
+      </w:pPr>
+      <w:r>
+        <w:rPr>
+          <w:sz w:val="26"/>
+          <w:szCs w:val="26"/>
+        </w:rPr>
+        <w:drawing>
+          <wp:inline distT="0" distB="0" distL="0" distR="0" wp14:anchorId="795F5D73" wp14:editId="3EC2A24B">
+            <wp:extent cx="6492240" cy="916305"/>
+            <wp:effectExtent l="0" t="0" r="3810" b="0"/>
+            <wp:docPr id="19" name="Picture 19"/>
+            <wp:cNvGraphicFramePr>
+              <a:graphicFrameLocks xmlns:a="http://schemas.openxmlformats.org/drawingml/2006/main" noChangeAspect="1"/>
+            </wp:cNvGraphicFramePr>
+            <a:graphic xmlns:a="http://schemas.openxmlformats.org/drawingml/2006/main">
+              <a:graphicData uri="http://schemas.openxmlformats.org/drawingml/2006/picture">
+                <pic:pic xmlns:pic="http://schemas.openxmlformats.org/drawingml/2006/picture">
+                  <pic:nvPicPr>
+                    <pic:cNvPr id="1" name=""/>
+                    <pic:cNvPicPr/>
+                  </pic:nvPicPr>
+                  <pic:blipFill>
+                    <a:blip r:embed="rId22"/>
+                    <a:stretch>
+                      <a:fillRect/>
+                    </a:stretch>
+                  </pic:blipFill>
+                  <pic:spPr>
+                    <a:xfrm>
+                      <a:off x="0" y="0"/>
+                      <a:ext cx="6492240" cy="916305"/>
+                    </a:xfrm>
+                    <a:prstGeom prst="rect">
+                      <a:avLst/>
+                    </a:prstGeom>
+                  </pic:spPr>
+                </pic:pic>
+              </a:graphicData>
+            </a:graphic>
+          </wp:inline>
+        </w:drawing>
+      </w:r>
+    </w:p>
     <w:sectPr>
       <w:pgSz w:w="12240" w:h="15840"/>
       <w:pgMar w:top="1008" w:right="1008" w:bottom="1008" w:left="1008" w:header="720" w:footer="720" w:gutter="0"/>
@@ -531,6 +1818,771 @@
     </w:sectPr>
   </w:body>
 </w:document>
+</file>
+
+<file path=word/numbering.xml><?xml version="1.0" encoding="utf-8"?>
+<w:numbering xmlns:wpc="http://schemas.microsoft.com/office/word/2010/wordprocessingCanvas" xmlns:cx="http://schemas.microsoft.com/office/drawing/2014/chartex" xmlns:cx1="http://schemas.microsoft.com/office/drawing/2015/9/8/chartex" xmlns:cx2="http://schemas.microsoft.com/office/drawing/2015/10/21/chartex" xmlns:cx3="http://schemas.microsoft.com/office/drawing/2016/5/9/chartex" xmlns:cx4="http://schemas.microsoft.com/office/drawing/2016/5/10/chartex" xmlns:cx5="http://schemas.microsoft.com/office/drawing/2016/5/11/chartex" xmlns:cx6="http://schemas.microsoft.com/office/drawing/2016/5/12/chartex" xmlns:cx7="http://schemas.microsoft.com/office/drawing/2016/5/13/chartex" xmlns:cx8="http://schemas.microsoft.com/office/drawing/2016/5/14/chartex" xmlns:mc="http://schemas.openxmlformats.org/markup-compatibility/2006" xmlns:aink="http://schemas.microsoft.com/office/drawing/2016/ink" xmlns:am3d="http://schemas.microsoft.com/office/drawing/2017/model3d" xmlns:o="urn:schemas-microsoft-com:office:office" xmlns:r="http://schemas.openxmlformats.org/officeDocument/2006/relationships" xmlns:m="http://schemas.openxmlformats.org/officeDocument/2006/math" xmlns:v="urn:schemas-microsoft-com:vml" xmlns:wp14="http://schemas.microsoft.com/office/word/2010/wordprocessingDrawing" xmlns:wp="http://schemas.openxmlformats.org/drawingml/2006/wordprocessingDrawing" xmlns:w10="urn:schemas-microsoft-com:office:word" xmlns:w="http://schemas.openxmlformats.org/wordprocessingml/2006/main" xmlns:w14="http://schemas.microsoft.com/office/word/2010/wordml" xmlns:w15="http://schemas.microsoft.com/office/word/2012/wordml" xmlns:w16cex="http://schemas.microsoft.com/office/word/2018/wordml/cex" xmlns:w16cid="http://schemas.microsoft.com/office/word/2016/wordml/cid" xmlns:w16="http://schemas.microsoft.com/office/word/2018/wordml" xmlns:w16sdtdh="http://schemas.microsoft.com/office/word/2020/wordml/sdtdatahash" xmlns:w16se="http://schemas.microsoft.com/office/word/2015/wordml/symex" xmlns:wpg="http://schemas.microsoft.com/office/word/2010/wordprocessingGroup" xmlns:wpi="http://schemas.microsoft.com/office/word/2010/wordprocessingInk" xmlns:wne="http://schemas.microsoft.com/office/word/2006/wordml" xmlns:wps="http://schemas.microsoft.com/office/word/2010/wordprocessingShape" mc:Ignorable="w14 w15 w16se w16cid w16 w16cex w16sdtdh wp14">
+  <w:abstractNum w:abstractNumId="0" w15:restartNumberingAfterBreak="0">
+    <w:nsid w:val="14A11906"/>
+    <w:multiLevelType w:val="multilevel"/>
+    <w:tmpl w:val="6CC64620"/>
+    <w:lvl w:ilvl="0">
+      <w:start w:val="1"/>
+      <w:numFmt w:val="bullet"/>
+      <w:lvlText w:val=""/>
+      <w:lvlJc w:val="left"/>
+      <w:pPr>
+        <w:tabs>
+          <w:tab w:val="num" w:pos="720"/>
+        </w:tabs>
+        <w:ind w:left="720" w:hanging="360"/>
+      </w:pPr>
+      <w:rPr>
+        <w:rFonts w:ascii="Symbol" w:hAnsi="Symbol" w:hint="default"/>
+        <w:sz w:val="20"/>
+      </w:rPr>
+    </w:lvl>
+    <w:lvl w:ilvl="1" w:tentative="1">
+      <w:start w:val="1"/>
+      <w:numFmt w:val="bullet"/>
+      <w:lvlText w:val="o"/>
+      <w:lvlJc w:val="left"/>
+      <w:pPr>
+        <w:tabs>
+          <w:tab w:val="num" w:pos="1440"/>
+        </w:tabs>
+        <w:ind w:left="1440" w:hanging="360"/>
+      </w:pPr>
+      <w:rPr>
+        <w:rFonts w:ascii="Courier New" w:hAnsi="Courier New" w:hint="default"/>
+        <w:sz w:val="20"/>
+      </w:rPr>
+    </w:lvl>
+    <w:lvl w:ilvl="2" w:tentative="1">
+      <w:start w:val="1"/>
+      <w:numFmt w:val="bullet"/>
+      <w:lvlText w:val=""/>
+      <w:lvlJc w:val="left"/>
+      <w:pPr>
+        <w:tabs>
+          <w:tab w:val="num" w:pos="2160"/>
+        </w:tabs>
+        <w:ind w:left="2160" w:hanging="360"/>
+      </w:pPr>
+      <w:rPr>
+        <w:rFonts w:ascii="Wingdings" w:hAnsi="Wingdings" w:hint="default"/>
+        <w:sz w:val="20"/>
+      </w:rPr>
+    </w:lvl>
+    <w:lvl w:ilvl="3" w:tentative="1">
+      <w:start w:val="1"/>
+      <w:numFmt w:val="bullet"/>
+      <w:lvlText w:val=""/>
+      <w:lvlJc w:val="left"/>
+      <w:pPr>
+        <w:tabs>
+          <w:tab w:val="num" w:pos="2880"/>
+        </w:tabs>
+        <w:ind w:left="2880" w:hanging="360"/>
+      </w:pPr>
+      <w:rPr>
+        <w:rFonts w:ascii="Wingdings" w:hAnsi="Wingdings" w:hint="default"/>
+        <w:sz w:val="20"/>
+      </w:rPr>
+    </w:lvl>
+    <w:lvl w:ilvl="4" w:tentative="1">
+      <w:start w:val="1"/>
+      <w:numFmt w:val="bullet"/>
+      <w:lvlText w:val=""/>
+      <w:lvlJc w:val="left"/>
+      <w:pPr>
+        <w:tabs>
+          <w:tab w:val="num" w:pos="3600"/>
+        </w:tabs>
+        <w:ind w:left="3600" w:hanging="360"/>
+      </w:pPr>
+      <w:rPr>
+        <w:rFonts w:ascii="Wingdings" w:hAnsi="Wingdings" w:hint="default"/>
+        <w:sz w:val="20"/>
+      </w:rPr>
+    </w:lvl>
+    <w:lvl w:ilvl="5" w:tentative="1">
+      <w:start w:val="1"/>
+      <w:numFmt w:val="bullet"/>
+      <w:lvlText w:val=""/>
+      <w:lvlJc w:val="left"/>
+      <w:pPr>
+        <w:tabs>
+          <w:tab w:val="num" w:pos="4320"/>
+        </w:tabs>
+        <w:ind w:left="4320" w:hanging="360"/>
+      </w:pPr>
+      <w:rPr>
+        <w:rFonts w:ascii="Wingdings" w:hAnsi="Wingdings" w:hint="default"/>
+        <w:sz w:val="20"/>
+      </w:rPr>
+    </w:lvl>
+    <w:lvl w:ilvl="6" w:tentative="1">
+      <w:start w:val="1"/>
+      <w:numFmt w:val="bullet"/>
+      <w:lvlText w:val=""/>
+      <w:lvlJc w:val="left"/>
+      <w:pPr>
+        <w:tabs>
+          <w:tab w:val="num" w:pos="5040"/>
+        </w:tabs>
+        <w:ind w:left="5040" w:hanging="360"/>
+      </w:pPr>
+      <w:rPr>
+        <w:rFonts w:ascii="Wingdings" w:hAnsi="Wingdings" w:hint="default"/>
+        <w:sz w:val="20"/>
+      </w:rPr>
+    </w:lvl>
+    <w:lvl w:ilvl="7" w:tentative="1">
+      <w:start w:val="1"/>
+      <w:numFmt w:val="bullet"/>
+      <w:lvlText w:val=""/>
+      <w:lvlJc w:val="left"/>
+      <w:pPr>
+        <w:tabs>
+          <w:tab w:val="num" w:pos="5760"/>
+        </w:tabs>
+        <w:ind w:left="5760" w:hanging="360"/>
+      </w:pPr>
+      <w:rPr>
+        <w:rFonts w:ascii="Wingdings" w:hAnsi="Wingdings" w:hint="default"/>
+        <w:sz w:val="20"/>
+      </w:rPr>
+    </w:lvl>
+    <w:lvl w:ilvl="8" w:tentative="1">
+      <w:start w:val="1"/>
+      <w:numFmt w:val="bullet"/>
+      <w:lvlText w:val=""/>
+      <w:lvlJc w:val="left"/>
+      <w:pPr>
+        <w:tabs>
+          <w:tab w:val="num" w:pos="6480"/>
+        </w:tabs>
+        <w:ind w:left="6480" w:hanging="360"/>
+      </w:pPr>
+      <w:rPr>
+        <w:rFonts w:ascii="Wingdings" w:hAnsi="Wingdings" w:hint="default"/>
+        <w:sz w:val="20"/>
+      </w:rPr>
+    </w:lvl>
+  </w:abstractNum>
+  <w:abstractNum w:abstractNumId="1" w15:restartNumberingAfterBreak="0">
+    <w:nsid w:val="26CB76F6"/>
+    <w:multiLevelType w:val="multilevel"/>
+    <w:tmpl w:val="15640992"/>
+    <w:lvl w:ilvl="0">
+      <w:start w:val="1"/>
+      <w:numFmt w:val="bullet"/>
+      <w:lvlText w:val=""/>
+      <w:lvlJc w:val="left"/>
+      <w:pPr>
+        <w:tabs>
+          <w:tab w:val="num" w:pos="720"/>
+        </w:tabs>
+        <w:ind w:left="720" w:hanging="360"/>
+      </w:pPr>
+      <w:rPr>
+        <w:rFonts w:ascii="Symbol" w:hAnsi="Symbol" w:hint="default"/>
+        <w:sz w:val="20"/>
+      </w:rPr>
+    </w:lvl>
+    <w:lvl w:ilvl="1" w:tentative="1">
+      <w:start w:val="1"/>
+      <w:numFmt w:val="bullet"/>
+      <w:lvlText w:val="o"/>
+      <w:lvlJc w:val="left"/>
+      <w:pPr>
+        <w:tabs>
+          <w:tab w:val="num" w:pos="1440"/>
+        </w:tabs>
+        <w:ind w:left="1440" w:hanging="360"/>
+      </w:pPr>
+      <w:rPr>
+        <w:rFonts w:ascii="Courier New" w:hAnsi="Courier New" w:hint="default"/>
+        <w:sz w:val="20"/>
+      </w:rPr>
+    </w:lvl>
+    <w:lvl w:ilvl="2" w:tentative="1">
+      <w:start w:val="1"/>
+      <w:numFmt w:val="bullet"/>
+      <w:lvlText w:val=""/>
+      <w:lvlJc w:val="left"/>
+      <w:pPr>
+        <w:tabs>
+          <w:tab w:val="num" w:pos="2160"/>
+        </w:tabs>
+        <w:ind w:left="2160" w:hanging="360"/>
+      </w:pPr>
+      <w:rPr>
+        <w:rFonts w:ascii="Wingdings" w:hAnsi="Wingdings" w:hint="default"/>
+        <w:sz w:val="20"/>
+      </w:rPr>
+    </w:lvl>
+    <w:lvl w:ilvl="3" w:tentative="1">
+      <w:start w:val="1"/>
+      <w:numFmt w:val="bullet"/>
+      <w:lvlText w:val=""/>
+      <w:lvlJc w:val="left"/>
+      <w:pPr>
+        <w:tabs>
+          <w:tab w:val="num" w:pos="2880"/>
+        </w:tabs>
+        <w:ind w:left="2880" w:hanging="360"/>
+      </w:pPr>
+      <w:rPr>
+        <w:rFonts w:ascii="Wingdings" w:hAnsi="Wingdings" w:hint="default"/>
+        <w:sz w:val="20"/>
+      </w:rPr>
+    </w:lvl>
+    <w:lvl w:ilvl="4" w:tentative="1">
+      <w:start w:val="1"/>
+      <w:numFmt w:val="bullet"/>
+      <w:lvlText w:val=""/>
+      <w:lvlJc w:val="left"/>
+      <w:pPr>
+        <w:tabs>
+          <w:tab w:val="num" w:pos="3600"/>
+        </w:tabs>
+        <w:ind w:left="3600" w:hanging="360"/>
+      </w:pPr>
+      <w:rPr>
+        <w:rFonts w:ascii="Wingdings" w:hAnsi="Wingdings" w:hint="default"/>
+        <w:sz w:val="20"/>
+      </w:rPr>
+    </w:lvl>
+    <w:lvl w:ilvl="5" w:tentative="1">
+      <w:start w:val="1"/>
+      <w:numFmt w:val="bullet"/>
+      <w:lvlText w:val=""/>
+      <w:lvlJc w:val="left"/>
+      <w:pPr>
+        <w:tabs>
+          <w:tab w:val="num" w:pos="4320"/>
+        </w:tabs>
+        <w:ind w:left="4320" w:hanging="360"/>
+      </w:pPr>
+      <w:rPr>
+        <w:rFonts w:ascii="Wingdings" w:hAnsi="Wingdings" w:hint="default"/>
+        <w:sz w:val="20"/>
+      </w:rPr>
+    </w:lvl>
+    <w:lvl w:ilvl="6" w:tentative="1">
+      <w:start w:val="1"/>
+      <w:numFmt w:val="bullet"/>
+      <w:lvlText w:val=""/>
+      <w:lvlJc w:val="left"/>
+      <w:pPr>
+        <w:tabs>
+          <w:tab w:val="num" w:pos="5040"/>
+        </w:tabs>
+        <w:ind w:left="5040" w:hanging="360"/>
+      </w:pPr>
+      <w:rPr>
+        <w:rFonts w:ascii="Wingdings" w:hAnsi="Wingdings" w:hint="default"/>
+        <w:sz w:val="20"/>
+      </w:rPr>
+    </w:lvl>
+    <w:lvl w:ilvl="7" w:tentative="1">
+      <w:start w:val="1"/>
+      <w:numFmt w:val="bullet"/>
+      <w:lvlText w:val=""/>
+      <w:lvlJc w:val="left"/>
+      <w:pPr>
+        <w:tabs>
+          <w:tab w:val="num" w:pos="5760"/>
+        </w:tabs>
+        <w:ind w:left="5760" w:hanging="360"/>
+      </w:pPr>
+      <w:rPr>
+        <w:rFonts w:ascii="Wingdings" w:hAnsi="Wingdings" w:hint="default"/>
+        <w:sz w:val="20"/>
+      </w:rPr>
+    </w:lvl>
+    <w:lvl w:ilvl="8" w:tentative="1">
+      <w:start w:val="1"/>
+      <w:numFmt w:val="bullet"/>
+      <w:lvlText w:val=""/>
+      <w:lvlJc w:val="left"/>
+      <w:pPr>
+        <w:tabs>
+          <w:tab w:val="num" w:pos="6480"/>
+        </w:tabs>
+        <w:ind w:left="6480" w:hanging="360"/>
+      </w:pPr>
+      <w:rPr>
+        <w:rFonts w:ascii="Wingdings" w:hAnsi="Wingdings" w:hint="default"/>
+        <w:sz w:val="20"/>
+      </w:rPr>
+    </w:lvl>
+  </w:abstractNum>
+  <w:abstractNum w:abstractNumId="2" w15:restartNumberingAfterBreak="0">
+    <w:nsid w:val="52E31A8F"/>
+    <w:multiLevelType w:val="multilevel"/>
+    <w:tmpl w:val="16F2B196"/>
+    <w:lvl w:ilvl="0">
+      <w:start w:val="1"/>
+      <w:numFmt w:val="bullet"/>
+      <w:lvlText w:val=""/>
+      <w:lvlJc w:val="left"/>
+      <w:pPr>
+        <w:tabs>
+          <w:tab w:val="num" w:pos="720"/>
+        </w:tabs>
+        <w:ind w:left="720" w:hanging="360"/>
+      </w:pPr>
+      <w:rPr>
+        <w:rFonts w:ascii="Symbol" w:hAnsi="Symbol" w:hint="default"/>
+        <w:sz w:val="20"/>
+      </w:rPr>
+    </w:lvl>
+    <w:lvl w:ilvl="1" w:tentative="1">
+      <w:start w:val="1"/>
+      <w:numFmt w:val="bullet"/>
+      <w:lvlText w:val="o"/>
+      <w:lvlJc w:val="left"/>
+      <w:pPr>
+        <w:tabs>
+          <w:tab w:val="num" w:pos="1440"/>
+        </w:tabs>
+        <w:ind w:left="1440" w:hanging="360"/>
+      </w:pPr>
+      <w:rPr>
+        <w:rFonts w:ascii="Courier New" w:hAnsi="Courier New" w:hint="default"/>
+        <w:sz w:val="20"/>
+      </w:rPr>
+    </w:lvl>
+    <w:lvl w:ilvl="2" w:tentative="1">
+      <w:start w:val="1"/>
+      <w:numFmt w:val="bullet"/>
+      <w:lvlText w:val=""/>
+      <w:lvlJc w:val="left"/>
+      <w:pPr>
+        <w:tabs>
+          <w:tab w:val="num" w:pos="2160"/>
+        </w:tabs>
+        <w:ind w:left="2160" w:hanging="360"/>
+      </w:pPr>
+      <w:rPr>
+        <w:rFonts w:ascii="Wingdings" w:hAnsi="Wingdings" w:hint="default"/>
+        <w:sz w:val="20"/>
+      </w:rPr>
+    </w:lvl>
+    <w:lvl w:ilvl="3" w:tentative="1">
+      <w:start w:val="1"/>
+      <w:numFmt w:val="bullet"/>
+      <w:lvlText w:val=""/>
+      <w:lvlJc w:val="left"/>
+      <w:pPr>
+        <w:tabs>
+          <w:tab w:val="num" w:pos="2880"/>
+        </w:tabs>
+        <w:ind w:left="2880" w:hanging="360"/>
+      </w:pPr>
+      <w:rPr>
+        <w:rFonts w:ascii="Wingdings" w:hAnsi="Wingdings" w:hint="default"/>
+        <w:sz w:val="20"/>
+      </w:rPr>
+    </w:lvl>
+    <w:lvl w:ilvl="4" w:tentative="1">
+      <w:start w:val="1"/>
+      <w:numFmt w:val="bullet"/>
+      <w:lvlText w:val=""/>
+      <w:lvlJc w:val="left"/>
+      <w:pPr>
+        <w:tabs>
+          <w:tab w:val="num" w:pos="3600"/>
+        </w:tabs>
+        <w:ind w:left="3600" w:hanging="360"/>
+      </w:pPr>
+      <w:rPr>
+        <w:rFonts w:ascii="Wingdings" w:hAnsi="Wingdings" w:hint="default"/>
+        <w:sz w:val="20"/>
+      </w:rPr>
+    </w:lvl>
+    <w:lvl w:ilvl="5" w:tentative="1">
+      <w:start w:val="1"/>
+      <w:numFmt w:val="bullet"/>
+      <w:lvlText w:val=""/>
+      <w:lvlJc w:val="left"/>
+      <w:pPr>
+        <w:tabs>
+          <w:tab w:val="num" w:pos="4320"/>
+        </w:tabs>
+        <w:ind w:left="4320" w:hanging="360"/>
+      </w:pPr>
+      <w:rPr>
+        <w:rFonts w:ascii="Wingdings" w:hAnsi="Wingdings" w:hint="default"/>
+        <w:sz w:val="20"/>
+      </w:rPr>
+    </w:lvl>
+    <w:lvl w:ilvl="6" w:tentative="1">
+      <w:start w:val="1"/>
+      <w:numFmt w:val="bullet"/>
+      <w:lvlText w:val=""/>
+      <w:lvlJc w:val="left"/>
+      <w:pPr>
+        <w:tabs>
+          <w:tab w:val="num" w:pos="5040"/>
+        </w:tabs>
+        <w:ind w:left="5040" w:hanging="360"/>
+      </w:pPr>
+      <w:rPr>
+        <w:rFonts w:ascii="Wingdings" w:hAnsi="Wingdings" w:hint="default"/>
+        <w:sz w:val="20"/>
+      </w:rPr>
+    </w:lvl>
+    <w:lvl w:ilvl="7" w:tentative="1">
+      <w:start w:val="1"/>
+      <w:numFmt w:val="bullet"/>
+      <w:lvlText w:val=""/>
+      <w:lvlJc w:val="left"/>
+      <w:pPr>
+        <w:tabs>
+          <w:tab w:val="num" w:pos="5760"/>
+        </w:tabs>
+        <w:ind w:left="5760" w:hanging="360"/>
+      </w:pPr>
+      <w:rPr>
+        <w:rFonts w:ascii="Wingdings" w:hAnsi="Wingdings" w:hint="default"/>
+        <w:sz w:val="20"/>
+      </w:rPr>
+    </w:lvl>
+    <w:lvl w:ilvl="8" w:tentative="1">
+      <w:start w:val="1"/>
+      <w:numFmt w:val="bullet"/>
+      <w:lvlText w:val=""/>
+      <w:lvlJc w:val="left"/>
+      <w:pPr>
+        <w:tabs>
+          <w:tab w:val="num" w:pos="6480"/>
+        </w:tabs>
+        <w:ind w:left="6480" w:hanging="360"/>
+      </w:pPr>
+      <w:rPr>
+        <w:rFonts w:ascii="Wingdings" w:hAnsi="Wingdings" w:hint="default"/>
+        <w:sz w:val="20"/>
+      </w:rPr>
+    </w:lvl>
+  </w:abstractNum>
+  <w:abstractNum w:abstractNumId="3" w15:restartNumberingAfterBreak="0">
+    <w:nsid w:val="56276AA9"/>
+    <w:multiLevelType w:val="multilevel"/>
+    <w:tmpl w:val="505AF9FA"/>
+    <w:lvl w:ilvl="0">
+      <w:start w:val="1"/>
+      <w:numFmt w:val="bullet"/>
+      <w:lvlText w:val=""/>
+      <w:lvlJc w:val="left"/>
+      <w:pPr>
+        <w:tabs>
+          <w:tab w:val="num" w:pos="720"/>
+        </w:tabs>
+        <w:ind w:left="720" w:hanging="360"/>
+      </w:pPr>
+      <w:rPr>
+        <w:rFonts w:ascii="Symbol" w:hAnsi="Symbol" w:hint="default"/>
+        <w:sz w:val="20"/>
+      </w:rPr>
+    </w:lvl>
+    <w:lvl w:ilvl="1" w:tentative="1">
+      <w:start w:val="1"/>
+      <w:numFmt w:val="bullet"/>
+      <w:lvlText w:val="o"/>
+      <w:lvlJc w:val="left"/>
+      <w:pPr>
+        <w:tabs>
+          <w:tab w:val="num" w:pos="1440"/>
+        </w:tabs>
+        <w:ind w:left="1440" w:hanging="360"/>
+      </w:pPr>
+      <w:rPr>
+        <w:rFonts w:ascii="Courier New" w:hAnsi="Courier New" w:hint="default"/>
+        <w:sz w:val="20"/>
+      </w:rPr>
+    </w:lvl>
+    <w:lvl w:ilvl="2" w:tentative="1">
+      <w:start w:val="1"/>
+      <w:numFmt w:val="bullet"/>
+      <w:lvlText w:val=""/>
+      <w:lvlJc w:val="left"/>
+      <w:pPr>
+        <w:tabs>
+          <w:tab w:val="num" w:pos="2160"/>
+        </w:tabs>
+        <w:ind w:left="2160" w:hanging="360"/>
+      </w:pPr>
+      <w:rPr>
+        <w:rFonts w:ascii="Wingdings" w:hAnsi="Wingdings" w:hint="default"/>
+        <w:sz w:val="20"/>
+      </w:rPr>
+    </w:lvl>
+    <w:lvl w:ilvl="3" w:tentative="1">
+      <w:start w:val="1"/>
+      <w:numFmt w:val="bullet"/>
+      <w:lvlText w:val=""/>
+      <w:lvlJc w:val="left"/>
+      <w:pPr>
+        <w:tabs>
+          <w:tab w:val="num" w:pos="2880"/>
+        </w:tabs>
+        <w:ind w:left="2880" w:hanging="360"/>
+      </w:pPr>
+      <w:rPr>
+        <w:rFonts w:ascii="Wingdings" w:hAnsi="Wingdings" w:hint="default"/>
+        <w:sz w:val="20"/>
+      </w:rPr>
+    </w:lvl>
+    <w:lvl w:ilvl="4" w:tentative="1">
+      <w:start w:val="1"/>
+      <w:numFmt w:val="bullet"/>
+      <w:lvlText w:val=""/>
+      <w:lvlJc w:val="left"/>
+      <w:pPr>
+        <w:tabs>
+          <w:tab w:val="num" w:pos="3600"/>
+        </w:tabs>
+        <w:ind w:left="3600" w:hanging="360"/>
+      </w:pPr>
+      <w:rPr>
+        <w:rFonts w:ascii="Wingdings" w:hAnsi="Wingdings" w:hint="default"/>
+        <w:sz w:val="20"/>
+      </w:rPr>
+    </w:lvl>
+    <w:lvl w:ilvl="5" w:tentative="1">
+      <w:start w:val="1"/>
+      <w:numFmt w:val="bullet"/>
+      <w:lvlText w:val=""/>
+      <w:lvlJc w:val="left"/>
+      <w:pPr>
+        <w:tabs>
+          <w:tab w:val="num" w:pos="4320"/>
+        </w:tabs>
+        <w:ind w:left="4320" w:hanging="360"/>
+      </w:pPr>
+      <w:rPr>
+        <w:rFonts w:ascii="Wingdings" w:hAnsi="Wingdings" w:hint="default"/>
+        <w:sz w:val="20"/>
+      </w:rPr>
+    </w:lvl>
+    <w:lvl w:ilvl="6" w:tentative="1">
+      <w:start w:val="1"/>
+      <w:numFmt w:val="bullet"/>
+      <w:lvlText w:val=""/>
+      <w:lvlJc w:val="left"/>
+      <w:pPr>
+        <w:tabs>
+          <w:tab w:val="num" w:pos="5040"/>
+        </w:tabs>
+        <w:ind w:left="5040" w:hanging="360"/>
+      </w:pPr>
+      <w:rPr>
+        <w:rFonts w:ascii="Wingdings" w:hAnsi="Wingdings" w:hint="default"/>
+        <w:sz w:val="20"/>
+      </w:rPr>
+    </w:lvl>
+    <w:lvl w:ilvl="7" w:tentative="1">
+      <w:start w:val="1"/>
+      <w:numFmt w:val="bullet"/>
+      <w:lvlText w:val=""/>
+      <w:lvlJc w:val="left"/>
+      <w:pPr>
+        <w:tabs>
+          <w:tab w:val="num" w:pos="5760"/>
+        </w:tabs>
+        <w:ind w:left="5760" w:hanging="360"/>
+      </w:pPr>
+      <w:rPr>
+        <w:rFonts w:ascii="Wingdings" w:hAnsi="Wingdings" w:hint="default"/>
+        <w:sz w:val="20"/>
+      </w:rPr>
+    </w:lvl>
+    <w:lvl w:ilvl="8" w:tentative="1">
+      <w:start w:val="1"/>
+      <w:numFmt w:val="bullet"/>
+      <w:lvlText w:val=""/>
+      <w:lvlJc w:val="left"/>
+      <w:pPr>
+        <w:tabs>
+          <w:tab w:val="num" w:pos="6480"/>
+        </w:tabs>
+        <w:ind w:left="6480" w:hanging="360"/>
+      </w:pPr>
+      <w:rPr>
+        <w:rFonts w:ascii="Wingdings" w:hAnsi="Wingdings" w:hint="default"/>
+        <w:sz w:val="20"/>
+      </w:rPr>
+    </w:lvl>
+  </w:abstractNum>
+  <w:abstractNum w:abstractNumId="4" w15:restartNumberingAfterBreak="0">
+    <w:nsid w:val="7CBE6446"/>
+    <w:multiLevelType w:val="multilevel"/>
+    <w:tmpl w:val="3CCE0E2A"/>
+    <w:lvl w:ilvl="0">
+      <w:start w:val="1"/>
+      <w:numFmt w:val="bullet"/>
+      <w:lvlText w:val=""/>
+      <w:lvlJc w:val="left"/>
+      <w:pPr>
+        <w:tabs>
+          <w:tab w:val="num" w:pos="720"/>
+        </w:tabs>
+        <w:ind w:left="720" w:hanging="360"/>
+      </w:pPr>
+      <w:rPr>
+        <w:rFonts w:ascii="Symbol" w:hAnsi="Symbol" w:hint="default"/>
+        <w:sz w:val="20"/>
+      </w:rPr>
+    </w:lvl>
+    <w:lvl w:ilvl="1" w:tentative="1">
+      <w:start w:val="1"/>
+      <w:numFmt w:val="bullet"/>
+      <w:lvlText w:val="o"/>
+      <w:lvlJc w:val="left"/>
+      <w:pPr>
+        <w:tabs>
+          <w:tab w:val="num" w:pos="1440"/>
+        </w:tabs>
+        <w:ind w:left="1440" w:hanging="360"/>
+      </w:pPr>
+      <w:rPr>
+        <w:rFonts w:ascii="Courier New" w:hAnsi="Courier New" w:hint="default"/>
+        <w:sz w:val="20"/>
+      </w:rPr>
+    </w:lvl>
+    <w:lvl w:ilvl="2" w:tentative="1">
+      <w:start w:val="1"/>
+      <w:numFmt w:val="bullet"/>
+      <w:lvlText w:val=""/>
+      <w:lvlJc w:val="left"/>
+      <w:pPr>
+        <w:tabs>
+          <w:tab w:val="num" w:pos="2160"/>
+        </w:tabs>
+        <w:ind w:left="2160" w:hanging="360"/>
+      </w:pPr>
+      <w:rPr>
+        <w:rFonts w:ascii="Wingdings" w:hAnsi="Wingdings" w:hint="default"/>
+        <w:sz w:val="20"/>
+      </w:rPr>
+    </w:lvl>
+    <w:lvl w:ilvl="3" w:tentative="1">
+      <w:start w:val="1"/>
+      <w:numFmt w:val="bullet"/>
+      <w:lvlText w:val=""/>
+      <w:lvlJc w:val="left"/>
+      <w:pPr>
+        <w:tabs>
+          <w:tab w:val="num" w:pos="2880"/>
+        </w:tabs>
+        <w:ind w:left="2880" w:hanging="360"/>
+      </w:pPr>
+      <w:rPr>
+        <w:rFonts w:ascii="Wingdings" w:hAnsi="Wingdings" w:hint="default"/>
+        <w:sz w:val="20"/>
+      </w:rPr>
+    </w:lvl>
+    <w:lvl w:ilvl="4" w:tentative="1">
+      <w:start w:val="1"/>
+      <w:numFmt w:val="bullet"/>
+      <w:lvlText w:val=""/>
+      <w:lvlJc w:val="left"/>
+      <w:pPr>
+        <w:tabs>
+          <w:tab w:val="num" w:pos="3600"/>
+        </w:tabs>
+        <w:ind w:left="3600" w:hanging="360"/>
+      </w:pPr>
+      <w:rPr>
+        <w:rFonts w:ascii="Wingdings" w:hAnsi="Wingdings" w:hint="default"/>
+        <w:sz w:val="20"/>
+      </w:rPr>
+    </w:lvl>
+    <w:lvl w:ilvl="5" w:tentative="1">
+      <w:start w:val="1"/>
+      <w:numFmt w:val="bullet"/>
+      <w:lvlText w:val=""/>
+      <w:lvlJc w:val="left"/>
+      <w:pPr>
+        <w:tabs>
+          <w:tab w:val="num" w:pos="4320"/>
+        </w:tabs>
+        <w:ind w:left="4320" w:hanging="360"/>
+      </w:pPr>
+      <w:rPr>
+        <w:rFonts w:ascii="Wingdings" w:hAnsi="Wingdings" w:hint="default"/>
+        <w:sz w:val="20"/>
+      </w:rPr>
+    </w:lvl>
+    <w:lvl w:ilvl="6" w:tentative="1">
+      <w:start w:val="1"/>
+      <w:numFmt w:val="bullet"/>
+      <w:lvlText w:val=""/>
+      <w:lvlJc w:val="left"/>
+      <w:pPr>
+        <w:tabs>
+          <w:tab w:val="num" w:pos="5040"/>
+        </w:tabs>
+        <w:ind w:left="5040" w:hanging="360"/>
+      </w:pPr>
+      <w:rPr>
+        <w:rFonts w:ascii="Wingdings" w:hAnsi="Wingdings" w:hint="default"/>
+        <w:sz w:val="20"/>
+      </w:rPr>
+    </w:lvl>
+    <w:lvl w:ilvl="7" w:tentative="1">
+      <w:start w:val="1"/>
+      <w:numFmt w:val="bullet"/>
+      <w:lvlText w:val=""/>
+      <w:lvlJc w:val="left"/>
+      <w:pPr>
+        <w:tabs>
+          <w:tab w:val="num" w:pos="5760"/>
+        </w:tabs>
+        <w:ind w:left="5760" w:hanging="360"/>
+      </w:pPr>
+      <w:rPr>
+        <w:rFonts w:ascii="Wingdings" w:hAnsi="Wingdings" w:hint="default"/>
+        <w:sz w:val="20"/>
+      </w:rPr>
+    </w:lvl>
+    <w:lvl w:ilvl="8" w:tentative="1">
+      <w:start w:val="1"/>
+      <w:numFmt w:val="bullet"/>
+      <w:lvlText w:val=""/>
+      <w:lvlJc w:val="left"/>
+      <w:pPr>
+        <w:tabs>
+          <w:tab w:val="num" w:pos="6480"/>
+        </w:tabs>
+        <w:ind w:left="6480" w:hanging="360"/>
+      </w:pPr>
+      <w:rPr>
+        <w:rFonts w:ascii="Wingdings" w:hAnsi="Wingdings" w:hint="default"/>
+        <w:sz w:val="20"/>
+      </w:rPr>
+    </w:lvl>
+  </w:abstractNum>
+  <w:num w:numId="1">
+    <w:abstractNumId w:val="3"/>
+  </w:num>
+  <w:num w:numId="2">
+    <w:abstractNumId w:val="2"/>
+  </w:num>
+  <w:num w:numId="3">
+    <w:abstractNumId w:val="0"/>
+  </w:num>
+  <w:num w:numId="4">
+    <w:abstractNumId w:val="4"/>
+  </w:num>
+  <w:num w:numId="5">
+    <w:abstractNumId w:val="1"/>
+  </w:num>
+</w:numbering>
 </file>
 
 <file path=word/styles.xml><?xml version="1.0" encoding="utf-8"?>
@@ -1448,6 +3500,44 @@
       <w:spacing w:val="5"/>
     </w:rPr>
   </w:style>
+  <w:style w:type="paragraph" w:styleId="NormalWeb">
+    <w:name w:val="Normal (Web)"/>
+    <w:basedOn w:val="Normal"/>
+    <w:uiPriority w:val="99"/>
+    <w:semiHidden/>
+    <w:unhideWhenUsed/>
+    <w:rsid w:val="007371A4"/>
+    <w:pPr>
+      <w:spacing w:before="100" w:beforeAutospacing="1" w:after="100" w:afterAutospacing="1" w:line="240" w:lineRule="auto"/>
+    </w:pPr>
+    <w:rPr>
+      <w:rFonts w:ascii="Times New Roman" w:eastAsia="Times New Roman" w:hAnsi="Times New Roman" w:cs="Times New Roman"/>
+      <w:sz w:val="24"/>
+      <w:szCs w:val="24"/>
+    </w:rPr>
+  </w:style>
+  <w:style w:type="character" w:styleId="Strong">
+    <w:name w:val="Strong"/>
+    <w:basedOn w:val="DefaultParagraphFont"/>
+    <w:uiPriority w:val="22"/>
+    <w:qFormat/>
+    <w:rsid w:val="007371A4"/>
+    <w:rPr>
+      <w:b/>
+      <w:bCs/>
+    </w:rPr>
+  </w:style>
+  <w:style w:type="character" w:styleId="Emphasis">
+    <w:name w:val="Emphasis"/>
+    <w:basedOn w:val="DefaultParagraphFont"/>
+    <w:uiPriority w:val="20"/>
+    <w:qFormat/>
+    <w:rsid w:val="00D77402"/>
+    <w:rPr>
+      <w:i/>
+      <w:iCs/>
+    </w:rPr>
+  </w:style>
 </w:styles>
 </file>
 

--- a/Laptops/12- RTC Crystal.docx
+++ b/Laptops/12- RTC Crystal.docx
@@ -1,6 +1,6 @@
 
 <file path=word/document.xml><?xml version="1.0" encoding="utf-8"?>
-<w:document xmlns:wpc="http://schemas.microsoft.com/office/word/2010/wordprocessingCanvas" xmlns:cx="http://schemas.microsoft.com/office/drawing/2014/chartex" xmlns:cx1="http://schemas.microsoft.com/office/drawing/2015/9/8/chartex" xmlns:cx2="http://schemas.microsoft.com/office/drawing/2015/10/21/chartex" xmlns:cx3="http://schemas.microsoft.com/office/drawing/2016/5/9/chartex" xmlns:cx4="http://schemas.microsoft.com/office/drawing/2016/5/10/chartex" xmlns:cx5="http://schemas.microsoft.com/office/drawing/2016/5/11/chartex" xmlns:cx6="http://schemas.microsoft.com/office/drawing/2016/5/12/chartex" xmlns:cx7="http://schemas.microsoft.com/office/drawing/2016/5/13/chartex" xmlns:cx8="http://schemas.microsoft.com/office/drawing/2016/5/14/chartex" xmlns:mc="http://schemas.openxmlformats.org/markup-compatibility/2006" xmlns:aink="http://schemas.microsoft.com/office/drawing/2016/ink" xmlns:am3d="http://schemas.microsoft.com/office/drawing/2017/model3d" xmlns:o="urn:schemas-microsoft-com:office:office" xmlns:r="http://schemas.openxmlformats.org/officeDocument/2006/relationships" xmlns:m="http://schemas.openxmlformats.org/officeDocument/2006/math" xmlns:v="urn:schemas-microsoft-com:vml" xmlns:wp14="http://schemas.microsoft.com/office/word/2010/wordprocessingDrawing" xmlns:wp="http://schemas.openxmlformats.org/drawingml/2006/wordprocessingDrawing" xmlns:w10="urn:schemas-microsoft-com:office:word" xmlns:w="http://schemas.openxmlformats.org/wordprocessingml/2006/main" xmlns:w14="http://schemas.microsoft.com/office/word/2010/wordml" xmlns:w15="http://schemas.microsoft.com/office/word/2012/wordml" xmlns:w16cex="http://schemas.microsoft.com/office/word/2018/wordml/cex" xmlns:w16cid="http://schemas.microsoft.com/office/word/2016/wordml/cid" xmlns:w16="http://schemas.microsoft.com/office/word/2018/wordml" xmlns:w16sdtdh="http://schemas.microsoft.com/office/word/2020/wordml/sdtdatahash" xmlns:w16se="http://schemas.microsoft.com/office/word/2015/wordml/symex" xmlns:wpg="http://schemas.microsoft.com/office/word/2010/wordprocessingGroup" xmlns:wpi="http://schemas.microsoft.com/office/word/2010/wordprocessingInk" xmlns:wne="http://schemas.microsoft.com/office/word/2006/wordml" xmlns:wps="http://schemas.microsoft.com/office/word/2010/wordprocessingShape" mc:Ignorable="w14 w15 w16se w16cid w16 w16cex w16sdtdh wp14">
+<w:document xmlns:wpc="http://schemas.microsoft.com/office/word/2010/wordprocessingCanvas" xmlns:cx="http://schemas.microsoft.com/office/drawing/2014/chartex" xmlns:cx1="http://schemas.microsoft.com/office/drawing/2015/9/8/chartex" xmlns:cx2="http://schemas.microsoft.com/office/drawing/2015/10/21/chartex" xmlns:cx3="http://schemas.microsoft.com/office/drawing/2016/5/9/chartex" xmlns:cx4="http://schemas.microsoft.com/office/drawing/2016/5/10/chartex" xmlns:cx5="http://schemas.microsoft.com/office/drawing/2016/5/11/chartex" xmlns:cx6="http://schemas.microsoft.com/office/drawing/2016/5/12/chartex" xmlns:cx7="http://schemas.microsoft.com/office/drawing/2016/5/13/chartex" xmlns:cx8="http://schemas.microsoft.com/office/drawing/2016/5/14/chartex" xmlns:mc="http://schemas.openxmlformats.org/markup-compatibility/2006" xmlns:aink="http://schemas.microsoft.com/office/drawing/2016/ink" xmlns:am3d="http://schemas.microsoft.com/office/drawing/2017/model3d" xmlns:o="urn:schemas-microsoft-com:office:office" xmlns:oel="http://schemas.microsoft.com/office/2019/extlst" xmlns:r="http://schemas.openxmlformats.org/officeDocument/2006/relationships" xmlns:m="http://schemas.openxmlformats.org/officeDocument/2006/math" xmlns:v="urn:schemas-microsoft-com:vml" xmlns:wp14="http://schemas.microsoft.com/office/word/2010/wordprocessingDrawing" xmlns:wp="http://schemas.openxmlformats.org/drawingml/2006/wordprocessingDrawing" xmlns:w10="urn:schemas-microsoft-com:office:word" xmlns:w="http://schemas.openxmlformats.org/wordprocessingml/2006/main" xmlns:w14="http://schemas.microsoft.com/office/word/2010/wordml" xmlns:w15="http://schemas.microsoft.com/office/word/2012/wordml" xmlns:w16cex="http://schemas.microsoft.com/office/word/2018/wordml/cex" xmlns:w16cid="http://schemas.microsoft.com/office/word/2016/wordml/cid" xmlns:w16="http://schemas.microsoft.com/office/word/2018/wordml" xmlns:w16sdtdh="http://schemas.microsoft.com/office/word/2020/wordml/sdtdatahash" xmlns:w16se="http://schemas.microsoft.com/office/word/2015/wordml/symex" xmlns:wpg="http://schemas.microsoft.com/office/word/2010/wordprocessingGroup" xmlns:wpi="http://schemas.microsoft.com/office/word/2010/wordprocessingInk" xmlns:wne="http://schemas.microsoft.com/office/word/2006/wordml" xmlns:wps="http://schemas.microsoft.com/office/word/2010/wordprocessingShape" mc:Ignorable="w14 w15 w16se w16cid w16 w16cex w16sdtdh wp14">
   <w:body>
     <w:p>
       <w:r>
@@ -116,6 +116,9 @@
     <w:p/>
     <w:p>
       <w:r>
+        <w:rPr>
+          <w:noProof/>
+        </w:rPr>
         <w:drawing>
           <wp:inline distT="0" distB="0" distL="0" distR="0" wp14:anchorId="1C279306" wp14:editId="775DC8D1">
             <wp:extent cx="6492240" cy="916305"/>
@@ -699,6 +702,9 @@
         <w:pStyle w:val="NormalWeb"/>
       </w:pPr>
       <w:r>
+        <w:rPr>
+          <w:noProof/>
+        </w:rPr>
         <w:drawing>
           <wp:inline distT="0" distB="0" distL="0" distR="0" wp14:anchorId="1420F50F" wp14:editId="4DB618AB">
             <wp:extent cx="6492240" cy="1097915"/>
@@ -741,13 +747,7 @@
         <w:pStyle w:val="NormalWeb"/>
       </w:pPr>
       <w:r>
-        <w:t>Ye signal</w:t>
-      </w:r>
-      <w:r>
-        <w:t>/pulse</w:t>
-      </w:r>
-      <w:r>
-        <w:t xml:space="preserve"> BIOS, EC, RTC ko jagaata hai.</w:t>
+        <w:t>Ye signal/pulse BIOS, EC, RTC ko jagaata hai.</w:t>
       </w:r>
     </w:p>
     <w:p>
@@ -755,6 +755,9 @@
         <w:pStyle w:val="NormalWeb"/>
       </w:pPr>
       <w:r>
+        <w:rPr>
+          <w:noProof/>
+        </w:rPr>
         <w:lastRenderedPageBreak/>
         <w:drawing>
           <wp:inline distT="0" distB="0" distL="0" distR="0" wp14:anchorId="792260A7" wp14:editId="0CBD2BF1">
@@ -795,6 +798,9 @@
     </w:p>
     <w:p>
       <w:r>
+        <w:rPr>
+          <w:noProof/>
+        </w:rPr>
         <w:drawing>
           <wp:inline distT="0" distB="0" distL="0" distR="0" wp14:anchorId="504A4531" wp14:editId="136EACE1">
             <wp:extent cx="6492240" cy="916305"/>
@@ -973,6 +979,7 @@
       </w:pPr>
       <w:r>
         <w:rPr>
+          <w:noProof/>
           <w:sz w:val="28"/>
           <w:szCs w:val="28"/>
         </w:rPr>
@@ -1210,6 +1217,7 @@
       </w:pPr>
       <w:r>
         <w:rPr>
+          <w:noProof/>
           <w:sz w:val="28"/>
           <w:szCs w:val="28"/>
         </w:rPr>
@@ -1406,6 +1414,7 @@
       </w:pPr>
       <w:r>
         <w:rPr>
+          <w:noProof/>
           <w:sz w:val="26"/>
           <w:szCs w:val="26"/>
         </w:rPr>
@@ -1505,6 +1514,7 @@
       </w:pPr>
       <w:r>
         <w:rPr>
+          <w:noProof/>
           <w:sz w:val="26"/>
           <w:szCs w:val="26"/>
         </w:rPr>
@@ -1720,6 +1730,7 @@
       </w:pPr>
       <w:r>
         <w:rPr>
+          <w:noProof/>
           <w:sz w:val="26"/>
           <w:szCs w:val="26"/>
         </w:rPr>
@@ -1769,6 +1780,7 @@
       </w:pPr>
       <w:r>
         <w:rPr>
+          <w:noProof/>
           <w:sz w:val="26"/>
           <w:szCs w:val="26"/>
         </w:rPr>
@@ -1809,6 +1821,44 @@
         </w:drawing>
       </w:r>
     </w:p>
+    <w:p>
+      <w:pPr>
+        <w:rPr>
+          <w:sz w:val="26"/>
+          <w:szCs w:val="26"/>
+        </w:rPr>
+      </w:pPr>
+    </w:p>
+    <w:p>
+      <w:pPr>
+        <w:rPr>
+          <w:sz w:val="26"/>
+          <w:szCs w:val="26"/>
+        </w:rPr>
+      </w:pPr>
+      <w:r>
+        <w:rPr>
+          <w:sz w:val="26"/>
+          <w:szCs w:val="26"/>
+        </w:rPr>
+        <w:t>Question : RTC crystal kis type ka part hota hai?</w:t>
+      </w:r>
+    </w:p>
+    <w:p>
+      <w:pPr>
+        <w:rPr>
+          <w:sz w:val="26"/>
+          <w:szCs w:val="26"/>
+        </w:rPr>
+      </w:pPr>
+      <w:r>
+        <w:rPr>
+          <w:sz w:val="26"/>
+          <w:szCs w:val="26"/>
+        </w:rPr>
+        <w:t>Quartz ka</w:t>
+      </w:r>
+    </w:p>
     <w:sectPr>
       <w:pgSz w:w="12240" w:h="15840"/>
       <w:pgMar w:top="1008" w:right="1008" w:bottom="1008" w:left="1008" w:header="720" w:footer="720" w:gutter="0"/>
@@ -1821,7 +1871,7 @@
 </file>
 
 <file path=word/numbering.xml><?xml version="1.0" encoding="utf-8"?>
-<w:numbering xmlns:wpc="http://schemas.microsoft.com/office/word/2010/wordprocessingCanvas" xmlns:cx="http://schemas.microsoft.com/office/drawing/2014/chartex" xmlns:cx1="http://schemas.microsoft.com/office/drawing/2015/9/8/chartex" xmlns:cx2="http://schemas.microsoft.com/office/drawing/2015/10/21/chartex" xmlns:cx3="http://schemas.microsoft.com/office/drawing/2016/5/9/chartex" xmlns:cx4="http://schemas.microsoft.com/office/drawing/2016/5/10/chartex" xmlns:cx5="http://schemas.microsoft.com/office/drawing/2016/5/11/chartex" xmlns:cx6="http://schemas.microsoft.com/office/drawing/2016/5/12/chartex" xmlns:cx7="http://schemas.microsoft.com/office/drawing/2016/5/13/chartex" xmlns:cx8="http://schemas.microsoft.com/office/drawing/2016/5/14/chartex" xmlns:mc="http://schemas.openxmlformats.org/markup-compatibility/2006" xmlns:aink="http://schemas.microsoft.com/office/drawing/2016/ink" xmlns:am3d="http://schemas.microsoft.com/office/drawing/2017/model3d" xmlns:o="urn:schemas-microsoft-com:office:office" xmlns:r="http://schemas.openxmlformats.org/officeDocument/2006/relationships" xmlns:m="http://schemas.openxmlformats.org/officeDocument/2006/math" xmlns:v="urn:schemas-microsoft-com:vml" xmlns:wp14="http://schemas.microsoft.com/office/word/2010/wordprocessingDrawing" xmlns:wp="http://schemas.openxmlformats.org/drawingml/2006/wordprocessingDrawing" xmlns:w10="urn:schemas-microsoft-com:office:word" xmlns:w="http://schemas.openxmlformats.org/wordprocessingml/2006/main" xmlns:w14="http://schemas.microsoft.com/office/word/2010/wordml" xmlns:w15="http://schemas.microsoft.com/office/word/2012/wordml" xmlns:w16cex="http://schemas.microsoft.com/office/word/2018/wordml/cex" xmlns:w16cid="http://schemas.microsoft.com/office/word/2016/wordml/cid" xmlns:w16="http://schemas.microsoft.com/office/word/2018/wordml" xmlns:w16sdtdh="http://schemas.microsoft.com/office/word/2020/wordml/sdtdatahash" xmlns:w16se="http://schemas.microsoft.com/office/word/2015/wordml/symex" xmlns:wpg="http://schemas.microsoft.com/office/word/2010/wordprocessingGroup" xmlns:wpi="http://schemas.microsoft.com/office/word/2010/wordprocessingInk" xmlns:wne="http://schemas.microsoft.com/office/word/2006/wordml" xmlns:wps="http://schemas.microsoft.com/office/word/2010/wordprocessingShape" mc:Ignorable="w14 w15 w16se w16cid w16 w16cex w16sdtdh wp14">
+<w:numbering xmlns:wpc="http://schemas.microsoft.com/office/word/2010/wordprocessingCanvas" xmlns:cx="http://schemas.microsoft.com/office/drawing/2014/chartex" xmlns:cx1="http://schemas.microsoft.com/office/drawing/2015/9/8/chartex" xmlns:cx2="http://schemas.microsoft.com/office/drawing/2015/10/21/chartex" xmlns:cx3="http://schemas.microsoft.com/office/drawing/2016/5/9/chartex" xmlns:cx4="http://schemas.microsoft.com/office/drawing/2016/5/10/chartex" xmlns:cx5="http://schemas.microsoft.com/office/drawing/2016/5/11/chartex" xmlns:cx6="http://schemas.microsoft.com/office/drawing/2016/5/12/chartex" xmlns:cx7="http://schemas.microsoft.com/office/drawing/2016/5/13/chartex" xmlns:cx8="http://schemas.microsoft.com/office/drawing/2016/5/14/chartex" xmlns:mc="http://schemas.openxmlformats.org/markup-compatibility/2006" xmlns:aink="http://schemas.microsoft.com/office/drawing/2016/ink" xmlns:am3d="http://schemas.microsoft.com/office/drawing/2017/model3d" xmlns:o="urn:schemas-microsoft-com:office:office" xmlns:oel="http://schemas.microsoft.com/office/2019/extlst" xmlns:r="http://schemas.openxmlformats.org/officeDocument/2006/relationships" xmlns:m="http://schemas.openxmlformats.org/officeDocument/2006/math" xmlns:v="urn:schemas-microsoft-com:vml" xmlns:wp14="http://schemas.microsoft.com/office/word/2010/wordprocessingDrawing" xmlns:wp="http://schemas.openxmlformats.org/drawingml/2006/wordprocessingDrawing" xmlns:w10="urn:schemas-microsoft-com:office:word" xmlns:w="http://schemas.openxmlformats.org/wordprocessingml/2006/main" xmlns:w14="http://schemas.microsoft.com/office/word/2010/wordml" xmlns:w15="http://schemas.microsoft.com/office/word/2012/wordml" xmlns:w16cex="http://schemas.microsoft.com/office/word/2018/wordml/cex" xmlns:w16cid="http://schemas.microsoft.com/office/word/2016/wordml/cid" xmlns:w16="http://schemas.microsoft.com/office/word/2018/wordml" xmlns:w16sdtdh="http://schemas.microsoft.com/office/word/2020/wordml/sdtdatahash" xmlns:w16se="http://schemas.microsoft.com/office/word/2015/wordml/symex" xmlns:wpg="http://schemas.microsoft.com/office/word/2010/wordprocessingGroup" xmlns:wpi="http://schemas.microsoft.com/office/word/2010/wordprocessingInk" xmlns:wne="http://schemas.microsoft.com/office/word/2006/wordml" xmlns:wps="http://schemas.microsoft.com/office/word/2010/wordprocessingShape" mc:Ignorable="w14 w15 w16se w16cid w16 w16cex w16sdtdh wp14">
   <w:abstractNum w:abstractNumId="0" w15:restartNumberingAfterBreak="0">
     <w:nsid w:val="14A11906"/>
     <w:multiLevelType w:val="multilevel"/>
@@ -2567,19 +2617,19 @@
       </w:rPr>
     </w:lvl>
   </w:abstractNum>
-  <w:num w:numId="1">
+  <w:num w:numId="1" w16cid:durableId="1452240085">
     <w:abstractNumId w:val="3"/>
   </w:num>
-  <w:num w:numId="2">
+  <w:num w:numId="2" w16cid:durableId="860318043">
     <w:abstractNumId w:val="2"/>
   </w:num>
-  <w:num w:numId="3">
+  <w:num w:numId="3" w16cid:durableId="80806312">
     <w:abstractNumId w:val="0"/>
   </w:num>
-  <w:num w:numId="4">
+  <w:num w:numId="4" w16cid:durableId="403337313">
     <w:abstractNumId w:val="4"/>
   </w:num>
-  <w:num w:numId="5">
+  <w:num w:numId="5" w16cid:durableId="471676698">
     <w:abstractNumId w:val="1"/>
   </w:num>
 </w:numbering>
